--- a/Documentation.docx
+++ b/Documentation.docx
@@ -341,29 +341,21 @@
           <w:sz w:val="28"/>
           <w:szCs w:val="28"/>
         </w:rPr>
-        <w:t xml:space="preserve">. </w:t>
-      </w:r>
-      <w:r>
-        <w:rPr>
-          <w:color w:val="EE0000"/>
-          <w:sz w:val="28"/>
-          <w:szCs w:val="28"/>
-        </w:rPr>
-        <w:t>To be added here.</w:t>
+        <w:t>.</w:t>
       </w:r>
     </w:p>
     <w:p>
       <w:pPr>
         <w:spacing w:after="0"/>
         <w:rPr>
-          <w:sz w:val="20"/>
-          <w:szCs w:val="20"/>
-        </w:rPr>
-      </w:pPr>
-      <w:r>
-        <w:rPr>
-          <w:sz w:val="20"/>
-          <w:szCs w:val="20"/>
+          <w:sz w:val="22"/>
+          <w:szCs w:val="22"/>
+        </w:rPr>
+      </w:pPr>
+      <w:r>
+        <w:rPr>
+          <w:sz w:val="22"/>
+          <w:szCs w:val="22"/>
         </w:rPr>
         <w:t>+---2025-webtech-assignment-1-hsynrsd</w:t>
       </w:r>
@@ -372,14 +364,14 @@
       <w:pPr>
         <w:spacing w:after="0"/>
         <w:rPr>
-          <w:sz w:val="20"/>
-          <w:szCs w:val="20"/>
-        </w:rPr>
-      </w:pPr>
-      <w:r>
-        <w:rPr>
-          <w:sz w:val="20"/>
-          <w:szCs w:val="20"/>
+          <w:sz w:val="22"/>
+          <w:szCs w:val="22"/>
+        </w:rPr>
+      </w:pPr>
+      <w:r>
+        <w:rPr>
+          <w:sz w:val="22"/>
+          <w:szCs w:val="22"/>
         </w:rPr>
         <w:t>|   |   about.html</w:t>
       </w:r>
@@ -388,14 +380,30 @@
       <w:pPr>
         <w:spacing w:after="0"/>
         <w:rPr>
-          <w:sz w:val="20"/>
-          <w:szCs w:val="20"/>
-        </w:rPr>
-      </w:pPr>
-      <w:r>
-        <w:rPr>
-          <w:sz w:val="20"/>
-          <w:szCs w:val="20"/>
+          <w:sz w:val="22"/>
+          <w:szCs w:val="22"/>
+        </w:rPr>
+      </w:pPr>
+      <w:r>
+        <w:rPr>
+          <w:sz w:val="22"/>
+          <w:szCs w:val="22"/>
+        </w:rPr>
+        <w:t>|   |   Assignment1-HTML-CSS.pdf</w:t>
+      </w:r>
+    </w:p>
+    <w:p>
+      <w:pPr>
+        <w:spacing w:after="0"/>
+        <w:rPr>
+          <w:sz w:val="22"/>
+          <w:szCs w:val="22"/>
+        </w:rPr>
+      </w:pPr>
+      <w:r>
+        <w:rPr>
+          <w:sz w:val="22"/>
+          <w:szCs w:val="22"/>
         </w:rPr>
         <w:t>|   |   contact.html</w:t>
       </w:r>
@@ -404,14 +412,14 @@
       <w:pPr>
         <w:spacing w:after="0"/>
         <w:rPr>
-          <w:sz w:val="20"/>
-          <w:szCs w:val="20"/>
-        </w:rPr>
-      </w:pPr>
-      <w:r>
-        <w:rPr>
-          <w:sz w:val="20"/>
-          <w:szCs w:val="20"/>
+          <w:sz w:val="22"/>
+          <w:szCs w:val="22"/>
+        </w:rPr>
+      </w:pPr>
+      <w:r>
+        <w:rPr>
+          <w:sz w:val="22"/>
+          <w:szCs w:val="22"/>
         </w:rPr>
         <w:t>|   |   cv.html</w:t>
       </w:r>
@@ -420,14 +428,30 @@
       <w:pPr>
         <w:spacing w:after="0"/>
         <w:rPr>
-          <w:sz w:val="20"/>
-          <w:szCs w:val="20"/>
-        </w:rPr>
-      </w:pPr>
-      <w:r>
-        <w:rPr>
-          <w:sz w:val="20"/>
-          <w:szCs w:val="20"/>
+          <w:sz w:val="22"/>
+          <w:szCs w:val="22"/>
+        </w:rPr>
+      </w:pPr>
+      <w:r>
+        <w:rPr>
+          <w:sz w:val="22"/>
+          <w:szCs w:val="22"/>
+        </w:rPr>
+        <w:t>|   |   Documentation.docx</w:t>
+      </w:r>
+    </w:p>
+    <w:p>
+      <w:pPr>
+        <w:spacing w:after="0"/>
+        <w:rPr>
+          <w:sz w:val="22"/>
+          <w:szCs w:val="22"/>
+        </w:rPr>
+      </w:pPr>
+      <w:r>
+        <w:rPr>
+          <w:sz w:val="22"/>
+          <w:szCs w:val="22"/>
         </w:rPr>
         <w:t>|   |   gallery.html</w:t>
       </w:r>
@@ -436,14 +460,14 @@
       <w:pPr>
         <w:spacing w:after="0"/>
         <w:rPr>
-          <w:sz w:val="20"/>
-          <w:szCs w:val="20"/>
-        </w:rPr>
-      </w:pPr>
-      <w:r>
-        <w:rPr>
-          <w:sz w:val="20"/>
-          <w:szCs w:val="20"/>
+          <w:sz w:val="22"/>
+          <w:szCs w:val="22"/>
+        </w:rPr>
+      </w:pPr>
+      <w:r>
+        <w:rPr>
+          <w:sz w:val="22"/>
+          <w:szCs w:val="22"/>
         </w:rPr>
         <w:t>|   |   index.html</w:t>
       </w:r>
@@ -452,14 +476,14 @@
       <w:pPr>
         <w:spacing w:after="0"/>
         <w:rPr>
-          <w:sz w:val="20"/>
-          <w:szCs w:val="20"/>
-        </w:rPr>
-      </w:pPr>
-      <w:r>
-        <w:rPr>
-          <w:sz w:val="20"/>
-          <w:szCs w:val="20"/>
+          <w:sz w:val="22"/>
+          <w:szCs w:val="22"/>
+        </w:rPr>
+      </w:pPr>
+      <w:r>
+        <w:rPr>
+          <w:sz w:val="22"/>
+          <w:szCs w:val="22"/>
         </w:rPr>
         <w:t>|   |   README.md</w:t>
       </w:r>
@@ -468,14 +492,14 @@
       <w:pPr>
         <w:spacing w:after="0"/>
         <w:rPr>
-          <w:sz w:val="20"/>
-          <w:szCs w:val="20"/>
-        </w:rPr>
-      </w:pPr>
-      <w:r>
-        <w:rPr>
-          <w:sz w:val="20"/>
-          <w:szCs w:val="20"/>
+          <w:sz w:val="22"/>
+          <w:szCs w:val="22"/>
+        </w:rPr>
+      </w:pPr>
+      <w:r>
+        <w:rPr>
+          <w:sz w:val="22"/>
+          <w:szCs w:val="22"/>
         </w:rPr>
         <w:t>|   |</w:t>
       </w:r>
@@ -484,39 +508,30 @@
       <w:pPr>
         <w:spacing w:after="0"/>
         <w:rPr>
-          <w:sz w:val="20"/>
-          <w:szCs w:val="20"/>
-        </w:rPr>
-      </w:pPr>
-      <w:r>
-        <w:rPr>
-          <w:sz w:val="20"/>
-          <w:szCs w:val="20"/>
-        </w:rPr>
-        <w:t>|   +</w:t>
-      </w:r>
-      <w:proofErr w:type="gramStart"/>
-      <w:r>
-        <w:rPr>
-          <w:sz w:val="20"/>
-          <w:szCs w:val="20"/>
-        </w:rPr>
-        <w:t>---.github</w:t>
-      </w:r>
-      <w:proofErr w:type="gramEnd"/>
+          <w:sz w:val="22"/>
+          <w:szCs w:val="22"/>
+        </w:rPr>
+      </w:pPr>
+      <w:r>
+        <w:rPr>
+          <w:sz w:val="22"/>
+          <w:szCs w:val="22"/>
+        </w:rPr>
+        <w:t>|   +---.github</w:t>
+      </w:r>
     </w:p>
     <w:p>
       <w:pPr>
         <w:spacing w:after="0"/>
         <w:rPr>
-          <w:sz w:val="20"/>
-          <w:szCs w:val="20"/>
-        </w:rPr>
-      </w:pPr>
-      <w:r>
-        <w:rPr>
-          <w:sz w:val="20"/>
-          <w:szCs w:val="20"/>
+          <w:sz w:val="22"/>
+          <w:szCs w:val="22"/>
+        </w:rPr>
+      </w:pPr>
+      <w:r>
+        <w:rPr>
+          <w:sz w:val="22"/>
+          <w:szCs w:val="22"/>
         </w:rPr>
         <w:t>|   |   \---workflows</w:t>
       </w:r>
@@ -525,14 +540,14 @@
       <w:pPr>
         <w:spacing w:after="0"/>
         <w:rPr>
-          <w:sz w:val="20"/>
-          <w:szCs w:val="20"/>
-        </w:rPr>
-      </w:pPr>
-      <w:r>
-        <w:rPr>
-          <w:sz w:val="20"/>
-          <w:szCs w:val="20"/>
+          <w:sz w:val="22"/>
+          <w:szCs w:val="22"/>
+        </w:rPr>
+      </w:pPr>
+      <w:r>
+        <w:rPr>
+          <w:sz w:val="22"/>
+          <w:szCs w:val="22"/>
         </w:rPr>
         <w:t>|   |           classroom.yml</w:t>
       </w:r>
@@ -541,14 +556,14 @@
       <w:pPr>
         <w:spacing w:after="0"/>
         <w:rPr>
-          <w:sz w:val="20"/>
-          <w:szCs w:val="20"/>
-        </w:rPr>
-      </w:pPr>
-      <w:r>
-        <w:rPr>
-          <w:sz w:val="20"/>
-          <w:szCs w:val="20"/>
+          <w:sz w:val="22"/>
+          <w:szCs w:val="22"/>
+        </w:rPr>
+      </w:pPr>
+      <w:r>
+        <w:rPr>
+          <w:sz w:val="22"/>
+          <w:szCs w:val="22"/>
         </w:rPr>
         <w:t>|   |</w:t>
       </w:r>
@@ -557,14 +572,14 @@
       <w:pPr>
         <w:spacing w:after="0"/>
         <w:rPr>
-          <w:sz w:val="20"/>
-          <w:szCs w:val="20"/>
-        </w:rPr>
-      </w:pPr>
-      <w:r>
-        <w:rPr>
-          <w:sz w:val="20"/>
-          <w:szCs w:val="20"/>
+          <w:sz w:val="22"/>
+          <w:szCs w:val="22"/>
+        </w:rPr>
+      </w:pPr>
+      <w:r>
+        <w:rPr>
+          <w:sz w:val="22"/>
+          <w:szCs w:val="22"/>
         </w:rPr>
         <w:t>|   +---css</w:t>
       </w:r>
@@ -573,14 +588,14 @@
       <w:pPr>
         <w:spacing w:after="0"/>
         <w:rPr>
-          <w:sz w:val="20"/>
-          <w:szCs w:val="20"/>
-        </w:rPr>
-      </w:pPr>
-      <w:r>
-        <w:rPr>
-          <w:sz w:val="20"/>
-          <w:szCs w:val="20"/>
+          <w:sz w:val="22"/>
+          <w:szCs w:val="22"/>
+        </w:rPr>
+      </w:pPr>
+      <w:r>
+        <w:rPr>
+          <w:sz w:val="22"/>
+          <w:szCs w:val="22"/>
         </w:rPr>
         <w:t>|   |       style.css</w:t>
       </w:r>
@@ -589,14 +604,14 @@
       <w:pPr>
         <w:spacing w:after="0"/>
         <w:rPr>
-          <w:sz w:val="20"/>
-          <w:szCs w:val="20"/>
-        </w:rPr>
-      </w:pPr>
-      <w:r>
-        <w:rPr>
-          <w:sz w:val="20"/>
-          <w:szCs w:val="20"/>
+          <w:sz w:val="22"/>
+          <w:szCs w:val="22"/>
+        </w:rPr>
+      </w:pPr>
+      <w:r>
+        <w:rPr>
+          <w:sz w:val="22"/>
+          <w:szCs w:val="22"/>
         </w:rPr>
         <w:t>|   |</w:t>
       </w:r>
@@ -605,62 +620,222 @@
       <w:pPr>
         <w:spacing w:after="0"/>
         <w:rPr>
-          <w:sz w:val="20"/>
-          <w:szCs w:val="20"/>
-        </w:rPr>
-      </w:pPr>
-      <w:r>
-        <w:rPr>
-          <w:sz w:val="20"/>
-          <w:szCs w:val="20"/>
-        </w:rPr>
-        <w:t>|   +---documents</w:t>
+          <w:sz w:val="22"/>
+          <w:szCs w:val="22"/>
+        </w:rPr>
+      </w:pPr>
+      <w:r>
+        <w:rPr>
+          <w:sz w:val="22"/>
+          <w:szCs w:val="22"/>
+        </w:rPr>
+        <w:t>|   +---images</w:t>
       </w:r>
     </w:p>
     <w:p>
       <w:pPr>
         <w:spacing w:after="0"/>
         <w:rPr>
-          <w:sz w:val="20"/>
-          <w:szCs w:val="20"/>
-        </w:rPr>
-      </w:pPr>
-      <w:r>
-        <w:rPr>
-          <w:sz w:val="20"/>
-          <w:szCs w:val="20"/>
-        </w:rPr>
-        <w:t>|   |       Assignment1-HTML-CSS.pdf</w:t>
+          <w:sz w:val="22"/>
+          <w:szCs w:val="22"/>
+        </w:rPr>
+      </w:pPr>
+      <w:r>
+        <w:rPr>
+          <w:sz w:val="22"/>
+          <w:szCs w:val="22"/>
+        </w:rPr>
+        <w:t>|   |       cat1.jpg</w:t>
       </w:r>
     </w:p>
     <w:p>
       <w:pPr>
         <w:spacing w:after="0"/>
         <w:rPr>
-          <w:sz w:val="20"/>
-          <w:szCs w:val="20"/>
-        </w:rPr>
-      </w:pPr>
-      <w:r>
-        <w:rPr>
-          <w:sz w:val="20"/>
-          <w:szCs w:val="20"/>
-        </w:rPr>
-        <w:t>|   |       CV - Jobs.pdf</w:t>
+          <w:sz w:val="22"/>
+          <w:szCs w:val="22"/>
+        </w:rPr>
+      </w:pPr>
+      <w:r>
+        <w:rPr>
+          <w:sz w:val="22"/>
+          <w:szCs w:val="22"/>
+        </w:rPr>
+        <w:t>|   |       cat10.jpg</w:t>
       </w:r>
     </w:p>
     <w:p>
       <w:pPr>
         <w:spacing w:after="0"/>
         <w:rPr>
-          <w:sz w:val="20"/>
-          <w:szCs w:val="20"/>
-        </w:rPr>
-      </w:pPr>
-      <w:r>
-        <w:rPr>
-          <w:sz w:val="20"/>
-          <w:szCs w:val="20"/>
+          <w:sz w:val="22"/>
+          <w:szCs w:val="22"/>
+        </w:rPr>
+      </w:pPr>
+      <w:r>
+        <w:rPr>
+          <w:sz w:val="22"/>
+          <w:szCs w:val="22"/>
+        </w:rPr>
+        <w:t>|   |       cat2.jpg</w:t>
+      </w:r>
+    </w:p>
+    <w:p>
+      <w:pPr>
+        <w:spacing w:after="0"/>
+        <w:rPr>
+          <w:sz w:val="22"/>
+          <w:szCs w:val="22"/>
+        </w:rPr>
+      </w:pPr>
+      <w:r>
+        <w:rPr>
+          <w:sz w:val="22"/>
+          <w:szCs w:val="22"/>
+        </w:rPr>
+        <w:t>|   |       cat3.jpg</w:t>
+      </w:r>
+    </w:p>
+    <w:p>
+      <w:pPr>
+        <w:spacing w:after="0"/>
+        <w:rPr>
+          <w:sz w:val="22"/>
+          <w:szCs w:val="22"/>
+        </w:rPr>
+      </w:pPr>
+      <w:r>
+        <w:rPr>
+          <w:sz w:val="22"/>
+          <w:szCs w:val="22"/>
+        </w:rPr>
+        <w:t>|   |       cat4.jpg</w:t>
+      </w:r>
+    </w:p>
+    <w:p>
+      <w:pPr>
+        <w:spacing w:after="0"/>
+        <w:rPr>
+          <w:sz w:val="22"/>
+          <w:szCs w:val="22"/>
+        </w:rPr>
+      </w:pPr>
+      <w:r>
+        <w:rPr>
+          <w:sz w:val="22"/>
+          <w:szCs w:val="22"/>
+        </w:rPr>
+        <w:t>|   |       cat5.jpg</w:t>
+      </w:r>
+    </w:p>
+    <w:p>
+      <w:pPr>
+        <w:spacing w:after="0"/>
+        <w:rPr>
+          <w:sz w:val="22"/>
+          <w:szCs w:val="22"/>
+        </w:rPr>
+      </w:pPr>
+      <w:r>
+        <w:rPr>
+          <w:sz w:val="22"/>
+          <w:szCs w:val="22"/>
+        </w:rPr>
+        <w:t>|   |       cat6.jpg</w:t>
+      </w:r>
+    </w:p>
+    <w:p>
+      <w:pPr>
+        <w:spacing w:after="0"/>
+        <w:rPr>
+          <w:sz w:val="22"/>
+          <w:szCs w:val="22"/>
+        </w:rPr>
+      </w:pPr>
+      <w:r>
+        <w:rPr>
+          <w:sz w:val="22"/>
+          <w:szCs w:val="22"/>
+        </w:rPr>
+        <w:t>|   |       cat7.jpg</w:t>
+      </w:r>
+    </w:p>
+    <w:p>
+      <w:pPr>
+        <w:spacing w:after="0"/>
+        <w:rPr>
+          <w:sz w:val="22"/>
+          <w:szCs w:val="22"/>
+        </w:rPr>
+      </w:pPr>
+      <w:r>
+        <w:rPr>
+          <w:sz w:val="22"/>
+          <w:szCs w:val="22"/>
+        </w:rPr>
+        <w:t>|   |       cat8.jpg</w:t>
+      </w:r>
+    </w:p>
+    <w:p>
+      <w:pPr>
+        <w:spacing w:after="0"/>
+        <w:rPr>
+          <w:sz w:val="22"/>
+          <w:szCs w:val="22"/>
+        </w:rPr>
+      </w:pPr>
+      <w:r>
+        <w:rPr>
+          <w:sz w:val="22"/>
+          <w:szCs w:val="22"/>
+        </w:rPr>
+        <w:t>|   |       cat9.jpg</w:t>
+      </w:r>
+    </w:p>
+    <w:p>
+      <w:pPr>
+        <w:spacing w:after="0"/>
+        <w:rPr>
+          <w:sz w:val="22"/>
+          <w:szCs w:val="22"/>
+        </w:rPr>
+      </w:pPr>
+      <w:r>
+        <w:rPr>
+          <w:sz w:val="22"/>
+          <w:szCs w:val="22"/>
+        </w:rPr>
+        <w:t>|   |       favicon.ico</w:t>
+      </w:r>
+    </w:p>
+    <w:p>
+      <w:pPr>
+        <w:spacing w:after="0"/>
+        <w:rPr>
+          <w:sz w:val="22"/>
+          <w:szCs w:val="22"/>
+        </w:rPr>
+      </w:pPr>
+      <w:r>
+        <w:rPr>
+          <w:sz w:val="22"/>
+          <w:szCs w:val="22"/>
+        </w:rPr>
+        <w:t>|   |       profile-picture-github.png</w:t>
+      </w:r>
+    </w:p>
+    <w:p>
+      <w:pPr>
+        <w:spacing w:after="0"/>
+        <w:rPr>
+          <w:sz w:val="22"/>
+          <w:szCs w:val="22"/>
+        </w:rPr>
+      </w:pPr>
+      <w:r>
+        <w:rPr>
+          <w:sz w:val="22"/>
+          <w:szCs w:val="22"/>
         </w:rPr>
         <w:t>|   |</w:t>
       </w:r>
@@ -669,266 +844,33 @@
       <w:pPr>
         <w:spacing w:after="0"/>
         <w:rPr>
-          <w:sz w:val="20"/>
-          <w:szCs w:val="20"/>
-        </w:rPr>
-      </w:pPr>
-      <w:r>
-        <w:rPr>
-          <w:sz w:val="20"/>
-          <w:szCs w:val="20"/>
-        </w:rPr>
-        <w:t>|   +---images</w:t>
+          <w:sz w:val="22"/>
+          <w:szCs w:val="22"/>
+        </w:rPr>
+      </w:pPr>
+      <w:r>
+        <w:rPr>
+          <w:sz w:val="22"/>
+          <w:szCs w:val="22"/>
+        </w:rPr>
+        <w:t>|   \---tests</w:t>
       </w:r>
     </w:p>
     <w:p>
       <w:pPr>
         <w:spacing w:after="0"/>
         <w:rPr>
-          <w:sz w:val="20"/>
-          <w:szCs w:val="20"/>
-        </w:rPr>
-      </w:pPr>
-      <w:r>
-        <w:rPr>
-          <w:sz w:val="20"/>
-          <w:szCs w:val="20"/>
-        </w:rPr>
-        <w:t>|   |       cat1.jpg</w:t>
-      </w:r>
-    </w:p>
-    <w:p>
-      <w:pPr>
-        <w:spacing w:after="0"/>
-        <w:rPr>
-          <w:sz w:val="20"/>
-          <w:szCs w:val="20"/>
-        </w:rPr>
-      </w:pPr>
-      <w:r>
-        <w:rPr>
-          <w:sz w:val="20"/>
-          <w:szCs w:val="20"/>
-        </w:rPr>
-        <w:t>|   |       cat10.jpg</w:t>
-      </w:r>
-    </w:p>
-    <w:p>
-      <w:pPr>
-        <w:spacing w:after="0"/>
-        <w:rPr>
-          <w:sz w:val="20"/>
-          <w:szCs w:val="20"/>
-        </w:rPr>
-      </w:pPr>
-      <w:r>
-        <w:rPr>
-          <w:sz w:val="20"/>
-          <w:szCs w:val="20"/>
-        </w:rPr>
-        <w:t>|   |       cat2.jpg</w:t>
-      </w:r>
-    </w:p>
-    <w:p>
-      <w:pPr>
-        <w:spacing w:after="0"/>
-        <w:rPr>
-          <w:sz w:val="20"/>
-          <w:szCs w:val="20"/>
-        </w:rPr>
-      </w:pPr>
-      <w:r>
-        <w:rPr>
-          <w:sz w:val="20"/>
-          <w:szCs w:val="20"/>
-        </w:rPr>
-        <w:t>|   |       cat3.jpg</w:t>
-      </w:r>
-    </w:p>
-    <w:p>
-      <w:pPr>
-        <w:spacing w:after="0"/>
-        <w:rPr>
-          <w:sz w:val="20"/>
-          <w:szCs w:val="20"/>
-        </w:rPr>
-      </w:pPr>
-      <w:r>
-        <w:rPr>
-          <w:sz w:val="20"/>
-          <w:szCs w:val="20"/>
-        </w:rPr>
-        <w:t>|   |       cat4.jpg</w:t>
-      </w:r>
-    </w:p>
-    <w:p>
-      <w:pPr>
-        <w:spacing w:after="0"/>
-        <w:rPr>
-          <w:sz w:val="20"/>
-          <w:szCs w:val="20"/>
-        </w:rPr>
-      </w:pPr>
-      <w:r>
-        <w:rPr>
-          <w:sz w:val="20"/>
-          <w:szCs w:val="20"/>
-        </w:rPr>
-        <w:t>|   |       cat5.jpg</w:t>
-      </w:r>
-    </w:p>
-    <w:p>
-      <w:pPr>
-        <w:spacing w:after="0"/>
-        <w:rPr>
-          <w:sz w:val="20"/>
-          <w:szCs w:val="20"/>
-        </w:rPr>
-      </w:pPr>
-      <w:r>
-        <w:rPr>
-          <w:sz w:val="20"/>
-          <w:szCs w:val="20"/>
-        </w:rPr>
-        <w:t>|   |       cat6.jpg</w:t>
-      </w:r>
-    </w:p>
-    <w:p>
-      <w:pPr>
-        <w:spacing w:after="0"/>
-        <w:rPr>
-          <w:sz w:val="20"/>
-          <w:szCs w:val="20"/>
-        </w:rPr>
-      </w:pPr>
-      <w:r>
-        <w:rPr>
-          <w:sz w:val="20"/>
-          <w:szCs w:val="20"/>
-        </w:rPr>
-        <w:t>|   |       cat7.jpg</w:t>
-      </w:r>
-    </w:p>
-    <w:p>
-      <w:pPr>
-        <w:spacing w:after="0"/>
-        <w:rPr>
-          <w:sz w:val="20"/>
-          <w:szCs w:val="20"/>
-        </w:rPr>
-      </w:pPr>
-      <w:r>
-        <w:rPr>
-          <w:sz w:val="20"/>
-          <w:szCs w:val="20"/>
-        </w:rPr>
-        <w:t>|   |       cat8.jpg</w:t>
-      </w:r>
-    </w:p>
-    <w:p>
-      <w:pPr>
-        <w:spacing w:after="0"/>
-        <w:rPr>
-          <w:sz w:val="20"/>
-          <w:szCs w:val="20"/>
-        </w:rPr>
-      </w:pPr>
-      <w:r>
-        <w:rPr>
-          <w:sz w:val="20"/>
-          <w:szCs w:val="20"/>
-        </w:rPr>
-        <w:t>|   |       cat9.jpg</w:t>
-      </w:r>
-    </w:p>
-    <w:p>
-      <w:pPr>
-        <w:spacing w:after="0"/>
-        <w:rPr>
-          <w:sz w:val="20"/>
-          <w:szCs w:val="20"/>
-        </w:rPr>
-      </w:pPr>
-      <w:r>
-        <w:rPr>
-          <w:sz w:val="20"/>
-          <w:szCs w:val="20"/>
-        </w:rPr>
-        <w:t>|   |       favicon.ico</w:t>
-      </w:r>
-    </w:p>
-    <w:p>
-      <w:pPr>
-        <w:spacing w:after="0"/>
-        <w:rPr>
-          <w:sz w:val="20"/>
-          <w:szCs w:val="20"/>
-        </w:rPr>
-      </w:pPr>
-      <w:r>
-        <w:rPr>
-          <w:sz w:val="20"/>
-          <w:szCs w:val="20"/>
-        </w:rPr>
-        <w:t>|   |</w:t>
-      </w:r>
-    </w:p>
-    <w:p>
-      <w:pPr>
-        <w:spacing w:after="0"/>
-        <w:rPr>
-          <w:sz w:val="20"/>
-          <w:szCs w:val="20"/>
-        </w:rPr>
-      </w:pPr>
-      <w:r>
-        <w:rPr>
-          <w:sz w:val="20"/>
-          <w:szCs w:val="20"/>
-        </w:rPr>
-        <w:t>|   \---tests</w:t>
-      </w:r>
-    </w:p>
-    <w:p>
-      <w:pPr>
-        <w:spacing w:after="0"/>
-        <w:rPr>
-          <w:sz w:val="20"/>
-          <w:szCs w:val="20"/>
-        </w:rPr>
-      </w:pPr>
-      <w:r>
-        <w:rPr>
-          <w:sz w:val="20"/>
-          <w:szCs w:val="20"/>
-        </w:rPr>
-        <w:t xml:space="preserve"> </w:t>
-      </w:r>
-      <w:r>
-        <w:rPr>
-          <w:sz w:val="20"/>
-          <w:szCs w:val="20"/>
-        </w:rPr>
-        <w:t xml:space="preserve">           test_submission.py</w:t>
-      </w:r>
-    </w:p>
-    <w:p>
-      <w:pPr>
-        <w:spacing w:after="0"/>
-        <w:rPr>
-          <w:sz w:val="20"/>
-          <w:szCs w:val="20"/>
-        </w:rPr>
-      </w:pPr>
-    </w:p>
-    <w:p>
-      <w:pPr>
-        <w:spacing w:after="0"/>
-        <w:rPr>
-          <w:sz w:val="20"/>
-          <w:szCs w:val="20"/>
-        </w:rPr>
-      </w:pPr>
+          <w:sz w:val="22"/>
+          <w:szCs w:val="22"/>
+        </w:rPr>
+      </w:pPr>
+      <w:r>
+        <w:rPr>
+          <w:sz w:val="22"/>
+          <w:szCs w:val="22"/>
+        </w:rPr>
+        <w:t>|           test_submission.py</w:t>
+      </w:r>
     </w:p>
     <w:p>
       <w:pPr>
@@ -965,11 +907,368 @@
       </w:pPr>
       <w:r>
         <w:rPr>
+          <w:noProof/>
+          <w:sz w:val="28"/>
+          <w:szCs w:val="28"/>
+        </w:rPr>
+        <w:drawing>
+          <wp:anchor distT="0" distB="0" distL="114300" distR="114300" simplePos="0" relativeHeight="251660288" behindDoc="0" locked="0" layoutInCell="1" allowOverlap="1" wp14:anchorId="1E88CD6A" wp14:editId="51716BBC">
+            <wp:simplePos x="0" y="0"/>
+            <wp:positionH relativeFrom="page">
+              <wp:posOffset>5534025</wp:posOffset>
+            </wp:positionH>
+            <wp:positionV relativeFrom="paragraph">
+              <wp:posOffset>281940</wp:posOffset>
+            </wp:positionV>
+            <wp:extent cx="2023745" cy="3400425"/>
+            <wp:effectExtent l="0" t="0" r="0" b="9525"/>
+            <wp:wrapSquare wrapText="bothSides"/>
+            <wp:docPr id="1031974332" name="Picture 1"/>
+            <wp:cNvGraphicFramePr>
+              <a:graphicFrameLocks xmlns:a="http://schemas.openxmlformats.org/drawingml/2006/main" noChangeAspect="1"/>
+            </wp:cNvGraphicFramePr>
+            <a:graphic xmlns:a="http://schemas.openxmlformats.org/drawingml/2006/main">
+              <a:graphicData uri="http://schemas.openxmlformats.org/drawingml/2006/picture">
+                <pic:pic xmlns:pic="http://schemas.openxmlformats.org/drawingml/2006/picture">
+                  <pic:nvPicPr>
+                    <pic:cNvPr id="0" name="Picture 2"/>
+                    <pic:cNvPicPr>
+                      <a:picLocks noChangeAspect="1" noChangeArrowheads="1"/>
+                    </pic:cNvPicPr>
+                  </pic:nvPicPr>
+                  <pic:blipFill>
+                    <a:blip r:embed="rId8" cstate="print">
+                      <a:extLst>
+                        <a:ext uri="{28A0092B-C50C-407E-A947-70E740481C1C}">
+                          <a14:useLocalDpi xmlns:a14="http://schemas.microsoft.com/office/drawing/2010/main" val="0"/>
+                        </a:ext>
+                      </a:extLst>
+                    </a:blip>
+                    <a:srcRect/>
+                    <a:stretch>
+                      <a:fillRect/>
+                    </a:stretch>
+                  </pic:blipFill>
+                  <pic:spPr bwMode="auto">
+                    <a:xfrm>
+                      <a:off x="0" y="0"/>
+                      <a:ext cx="2023745" cy="3400425"/>
+                    </a:xfrm>
+                    <a:prstGeom prst="rect">
+                      <a:avLst/>
+                    </a:prstGeom>
+                    <a:noFill/>
+                  </pic:spPr>
+                </pic:pic>
+              </a:graphicData>
+            </a:graphic>
+            <wp14:sizeRelH relativeFrom="page">
+              <wp14:pctWidth>0</wp14:pctWidth>
+            </wp14:sizeRelH>
+            <wp14:sizeRelV relativeFrom="page">
+              <wp14:pctHeight>0</wp14:pctHeight>
+            </wp14:sizeRelV>
+          </wp:anchor>
+        </w:drawing>
+      </w:r>
+      <w:r>
+        <w:rPr>
+          <w:noProof/>
+          <w:sz w:val="28"/>
+          <w:szCs w:val="28"/>
+        </w:rPr>
+        <w:drawing>
+          <wp:anchor distT="0" distB="0" distL="114300" distR="114300" simplePos="0" relativeHeight="251659264" behindDoc="0" locked="0" layoutInCell="1" allowOverlap="1" wp14:anchorId="1174533E" wp14:editId="054BA1DF">
+            <wp:simplePos x="0" y="0"/>
+            <wp:positionH relativeFrom="column">
+              <wp:posOffset>-600075</wp:posOffset>
+            </wp:positionH>
+            <wp:positionV relativeFrom="paragraph">
+              <wp:posOffset>358140</wp:posOffset>
+            </wp:positionV>
+            <wp:extent cx="4979035" cy="3133725"/>
+            <wp:effectExtent l="0" t="0" r="0" b="9525"/>
+            <wp:wrapSquare wrapText="bothSides"/>
+            <wp:docPr id="1707324292" name="Picture 1"/>
+            <wp:cNvGraphicFramePr>
+              <a:graphicFrameLocks xmlns:a="http://schemas.openxmlformats.org/drawingml/2006/main" noChangeAspect="1"/>
+            </wp:cNvGraphicFramePr>
+            <a:graphic xmlns:a="http://schemas.openxmlformats.org/drawingml/2006/main">
+              <a:graphicData uri="http://schemas.openxmlformats.org/drawingml/2006/picture">
+                <pic:pic xmlns:pic="http://schemas.openxmlformats.org/drawingml/2006/picture">
+                  <pic:nvPicPr>
+                    <pic:cNvPr id="1707324292" name=""/>
+                    <pic:cNvPicPr/>
+                  </pic:nvPicPr>
+                  <pic:blipFill>
+                    <a:blip r:embed="rId9" cstate="print">
+                      <a:extLst>
+                        <a:ext uri="{28A0092B-C50C-407E-A947-70E740481C1C}">
+                          <a14:useLocalDpi xmlns:a14="http://schemas.microsoft.com/office/drawing/2010/main" val="0"/>
+                        </a:ext>
+                      </a:extLst>
+                    </a:blip>
+                    <a:stretch>
+                      <a:fillRect/>
+                    </a:stretch>
+                  </pic:blipFill>
+                  <pic:spPr>
+                    <a:xfrm>
+                      <a:off x="0" y="0"/>
+                      <a:ext cx="4979035" cy="3133725"/>
+                    </a:xfrm>
+                    <a:prstGeom prst="rect">
+                      <a:avLst/>
+                    </a:prstGeom>
+                  </pic:spPr>
+                </pic:pic>
+              </a:graphicData>
+            </a:graphic>
+            <wp14:sizeRelH relativeFrom="page">
+              <wp14:pctWidth>0</wp14:pctWidth>
+            </wp14:sizeRelH>
+            <wp14:sizeRelV relativeFrom="page">
+              <wp14:pctHeight>0</wp14:pctHeight>
+            </wp14:sizeRelV>
+          </wp:anchor>
+        </w:drawing>
+      </w:r>
+      <w:r>
+        <w:rPr>
           <w:sz w:val="28"/>
           <w:szCs w:val="28"/>
         </w:rPr>
         <w:t>index.html</w:t>
       </w:r>
+    </w:p>
+    <w:p>
+      <w:pPr>
+        <w:ind w:left="360"/>
+        <w:rPr>
+          <w:b/>
+          <w:bCs/>
+          <w:sz w:val="28"/>
+          <w:szCs w:val="28"/>
+        </w:rPr>
+      </w:pPr>
+      <w:r>
+        <w:rPr>
+          <w:b/>
+          <w:bCs/>
+          <w:sz w:val="28"/>
+          <w:szCs w:val="28"/>
+        </w:rPr>
+        <w:t>Description:</w:t>
+      </w:r>
+    </w:p>
+    <w:p>
+      <w:pPr>
+        <w:pStyle w:val="ListParagraph"/>
+        <w:ind w:left="360"/>
+        <w:rPr>
+          <w:sz w:val="28"/>
+          <w:szCs w:val="28"/>
+        </w:rPr>
+      </w:pPr>
+      <w:r>
+        <w:rPr>
+          <w:sz w:val="28"/>
+          <w:szCs w:val="28"/>
+        </w:rPr>
+        <w:t>The homepage welcomes visitors and introduces me as an Informatics student. It includes a navigation bar linking to all other pages, a hero section with a short intro and call-to-action buttons, and featured sections highlighting my journey, gallery, and CV.</w:t>
+      </w:r>
+    </w:p>
+    <w:p>
+      <w:pPr>
+        <w:pStyle w:val="ListParagraph"/>
+        <w:ind w:left="360"/>
+        <w:rPr>
+          <w:b/>
+          <w:bCs/>
+          <w:sz w:val="28"/>
+          <w:szCs w:val="28"/>
+        </w:rPr>
+      </w:pPr>
+      <w:r>
+        <w:rPr>
+          <w:b/>
+          <w:bCs/>
+          <w:sz w:val="28"/>
+          <w:szCs w:val="28"/>
+        </w:rPr>
+        <w:t>Structure:</w:t>
+      </w:r>
+    </w:p>
+    <w:p>
+      <w:pPr>
+        <w:pStyle w:val="ListParagraph"/>
+        <w:numPr>
+          <w:ilvl w:val="0"/>
+          <w:numId w:val="3"/>
+        </w:numPr>
+        <w:rPr>
+          <w:sz w:val="28"/>
+          <w:szCs w:val="28"/>
+        </w:rPr>
+      </w:pPr>
+      <w:r>
+        <w:rPr>
+          <w:sz w:val="28"/>
+          <w:szCs w:val="28"/>
+        </w:rPr>
+        <w:t>Header &amp; Nav: Main navigation with active link for the current page.</w:t>
+      </w:r>
+    </w:p>
+    <w:p>
+      <w:pPr>
+        <w:pStyle w:val="ListParagraph"/>
+        <w:numPr>
+          <w:ilvl w:val="0"/>
+          <w:numId w:val="3"/>
+        </w:numPr>
+        <w:rPr>
+          <w:sz w:val="28"/>
+          <w:szCs w:val="28"/>
+        </w:rPr>
+      </w:pPr>
+      <w:r>
+        <w:rPr>
+          <w:sz w:val="28"/>
+          <w:szCs w:val="28"/>
+        </w:rPr>
+        <w:t>Main: Three sections</w:t>
+      </w:r>
+      <w:r>
+        <w:rPr>
+          <w:sz w:val="28"/>
+          <w:szCs w:val="28"/>
+        </w:rPr>
+        <w:t xml:space="preserve"> - </w:t>
+      </w:r>
+      <w:r>
+        <w:rPr>
+          <w:sz w:val="28"/>
+          <w:szCs w:val="28"/>
+        </w:rPr>
+        <w:t>Hero (intro + buttons), Featured (3 info cards), and Showcase (featured cat image + caption).</w:t>
+      </w:r>
+    </w:p>
+    <w:p>
+      <w:pPr>
+        <w:pStyle w:val="ListParagraph"/>
+        <w:numPr>
+          <w:ilvl w:val="0"/>
+          <w:numId w:val="3"/>
+        </w:numPr>
+        <w:rPr>
+          <w:sz w:val="28"/>
+          <w:szCs w:val="28"/>
+        </w:rPr>
+      </w:pPr>
+      <w:r>
+        <w:rPr>
+          <w:sz w:val="28"/>
+          <w:szCs w:val="28"/>
+        </w:rPr>
+        <w:t>Footer: Simple copyright text.</w:t>
+      </w:r>
+    </w:p>
+    <w:p>
+      <w:pPr>
+        <w:pStyle w:val="ListParagraph"/>
+        <w:ind w:left="360"/>
+        <w:rPr>
+          <w:b/>
+          <w:bCs/>
+          <w:sz w:val="28"/>
+          <w:szCs w:val="28"/>
+        </w:rPr>
+      </w:pPr>
+      <w:r>
+        <w:rPr>
+          <w:b/>
+          <w:bCs/>
+          <w:sz w:val="28"/>
+          <w:szCs w:val="28"/>
+        </w:rPr>
+        <w:t>Notes:</w:t>
+      </w:r>
+    </w:p>
+    <w:p>
+      <w:pPr>
+        <w:pStyle w:val="ListParagraph"/>
+        <w:numPr>
+          <w:ilvl w:val="0"/>
+          <w:numId w:val="4"/>
+        </w:numPr>
+        <w:rPr>
+          <w:sz w:val="28"/>
+          <w:szCs w:val="28"/>
+        </w:rPr>
+      </w:pPr>
+      <w:r>
+        <w:rPr>
+          <w:sz w:val="28"/>
+          <w:szCs w:val="28"/>
+        </w:rPr>
+        <w:t>Uses semantic tags (header, nav, section, article, footer).</w:t>
+      </w:r>
+    </w:p>
+    <w:p>
+      <w:pPr>
+        <w:pStyle w:val="ListParagraph"/>
+        <w:numPr>
+          <w:ilvl w:val="0"/>
+          <w:numId w:val="4"/>
+        </w:numPr>
+        <w:rPr>
+          <w:sz w:val="28"/>
+          <w:szCs w:val="28"/>
+        </w:rPr>
+      </w:pPr>
+      <w:r>
+        <w:rPr>
+          <w:sz w:val="28"/>
+          <w:szCs w:val="28"/>
+        </w:rPr>
+        <w:t>Includes CSS animation and responsive layout.</w:t>
+      </w:r>
+    </w:p>
+    <w:p>
+      <w:pPr>
+        <w:pStyle w:val="ListParagraph"/>
+        <w:numPr>
+          <w:ilvl w:val="0"/>
+          <w:numId w:val="4"/>
+        </w:numPr>
+        <w:rPr>
+          <w:sz w:val="28"/>
+          <w:szCs w:val="28"/>
+        </w:rPr>
+      </w:pPr>
+      <w:r>
+        <w:rPr>
+          <w:sz w:val="28"/>
+          <w:szCs w:val="28"/>
+        </w:rPr>
+        <w:t>Images from Pinterest (credited).</w:t>
+      </w:r>
+    </w:p>
+    <w:p>
+      <w:pPr>
+        <w:rPr>
+          <w:sz w:val="28"/>
+          <w:szCs w:val="28"/>
+        </w:rPr>
+      </w:pPr>
+    </w:p>
+    <w:p>
+      <w:pPr>
+        <w:rPr>
+          <w:sz w:val="28"/>
+          <w:szCs w:val="28"/>
+        </w:rPr>
+      </w:pPr>
     </w:p>
     <w:p>
       <w:pPr>
@@ -985,10 +1284,439 @@
       </w:pPr>
       <w:r>
         <w:rPr>
+          <w:noProof/>
+          <w:sz w:val="28"/>
+          <w:szCs w:val="28"/>
+        </w:rPr>
+        <w:lastRenderedPageBreak/>
+        <w:drawing>
+          <wp:anchor distT="0" distB="0" distL="114300" distR="114300" simplePos="0" relativeHeight="251661312" behindDoc="0" locked="0" layoutInCell="1" allowOverlap="1" wp14:anchorId="6EF19DA0" wp14:editId="6EE09485">
+            <wp:simplePos x="0" y="0"/>
+            <wp:positionH relativeFrom="page">
+              <wp:posOffset>5457825</wp:posOffset>
+            </wp:positionH>
+            <wp:positionV relativeFrom="paragraph">
+              <wp:posOffset>371475</wp:posOffset>
+            </wp:positionV>
+            <wp:extent cx="2105025" cy="3435350"/>
+            <wp:effectExtent l="0" t="0" r="9525" b="0"/>
+            <wp:wrapSquare wrapText="bothSides"/>
+            <wp:docPr id="1934669165" name="Picture 1"/>
+            <wp:cNvGraphicFramePr>
+              <a:graphicFrameLocks xmlns:a="http://schemas.openxmlformats.org/drawingml/2006/main" noChangeAspect="1"/>
+            </wp:cNvGraphicFramePr>
+            <a:graphic xmlns:a="http://schemas.openxmlformats.org/drawingml/2006/main">
+              <a:graphicData uri="http://schemas.openxmlformats.org/drawingml/2006/picture">
+                <pic:pic xmlns:pic="http://schemas.openxmlformats.org/drawingml/2006/picture">
+                  <pic:nvPicPr>
+                    <pic:cNvPr id="1934669165" name=""/>
+                    <pic:cNvPicPr/>
+                  </pic:nvPicPr>
+                  <pic:blipFill>
+                    <a:blip r:embed="rId10" cstate="print">
+                      <a:extLst>
+                        <a:ext uri="{28A0092B-C50C-407E-A947-70E740481C1C}">
+                          <a14:useLocalDpi xmlns:a14="http://schemas.microsoft.com/office/drawing/2010/main" val="0"/>
+                        </a:ext>
+                      </a:extLst>
+                    </a:blip>
+                    <a:stretch>
+                      <a:fillRect/>
+                    </a:stretch>
+                  </pic:blipFill>
+                  <pic:spPr>
+                    <a:xfrm>
+                      <a:off x="0" y="0"/>
+                      <a:ext cx="2105025" cy="3435350"/>
+                    </a:xfrm>
+                    <a:prstGeom prst="rect">
+                      <a:avLst/>
+                    </a:prstGeom>
+                  </pic:spPr>
+                </pic:pic>
+              </a:graphicData>
+            </a:graphic>
+            <wp14:sizeRelH relativeFrom="page">
+              <wp14:pctWidth>0</wp14:pctWidth>
+            </wp14:sizeRelH>
+            <wp14:sizeRelV relativeFrom="page">
+              <wp14:pctHeight>0</wp14:pctHeight>
+            </wp14:sizeRelV>
+          </wp:anchor>
+        </w:drawing>
+      </w:r>
+      <w:r>
+        <w:rPr>
+          <w:noProof/>
+          <w:sz w:val="28"/>
+          <w:szCs w:val="28"/>
+        </w:rPr>
+        <w:drawing>
+          <wp:anchor distT="0" distB="0" distL="114300" distR="114300" simplePos="0" relativeHeight="251662336" behindDoc="0" locked="0" layoutInCell="1" allowOverlap="1" wp14:anchorId="10AB4DF8" wp14:editId="7FBB306F">
+            <wp:simplePos x="0" y="0"/>
+            <wp:positionH relativeFrom="margin">
+              <wp:align>left</wp:align>
+            </wp:positionH>
+            <wp:positionV relativeFrom="paragraph">
+              <wp:posOffset>352425</wp:posOffset>
+            </wp:positionV>
+            <wp:extent cx="4331335" cy="3429000"/>
+            <wp:effectExtent l="0" t="0" r="0" b="0"/>
+            <wp:wrapSquare wrapText="bothSides"/>
+            <wp:docPr id="747831083" name="Picture 1"/>
+            <wp:cNvGraphicFramePr>
+              <a:graphicFrameLocks xmlns:a="http://schemas.openxmlformats.org/drawingml/2006/main" noChangeAspect="1"/>
+            </wp:cNvGraphicFramePr>
+            <a:graphic xmlns:a="http://schemas.openxmlformats.org/drawingml/2006/main">
+              <a:graphicData uri="http://schemas.openxmlformats.org/drawingml/2006/picture">
+                <pic:pic xmlns:pic="http://schemas.openxmlformats.org/drawingml/2006/picture">
+                  <pic:nvPicPr>
+                    <pic:cNvPr id="747831083" name=""/>
+                    <pic:cNvPicPr/>
+                  </pic:nvPicPr>
+                  <pic:blipFill>
+                    <a:blip r:embed="rId11" cstate="print">
+                      <a:extLst>
+                        <a:ext uri="{28A0092B-C50C-407E-A947-70E740481C1C}">
+                          <a14:useLocalDpi xmlns:a14="http://schemas.microsoft.com/office/drawing/2010/main" val="0"/>
+                        </a:ext>
+                      </a:extLst>
+                    </a:blip>
+                    <a:stretch>
+                      <a:fillRect/>
+                    </a:stretch>
+                  </pic:blipFill>
+                  <pic:spPr>
+                    <a:xfrm>
+                      <a:off x="0" y="0"/>
+                      <a:ext cx="4331335" cy="3429000"/>
+                    </a:xfrm>
+                    <a:prstGeom prst="rect">
+                      <a:avLst/>
+                    </a:prstGeom>
+                  </pic:spPr>
+                </pic:pic>
+              </a:graphicData>
+            </a:graphic>
+            <wp14:sizeRelH relativeFrom="page">
+              <wp14:pctWidth>0</wp14:pctWidth>
+            </wp14:sizeRelH>
+            <wp14:sizeRelV relativeFrom="page">
+              <wp14:pctHeight>0</wp14:pctHeight>
+            </wp14:sizeRelV>
+          </wp:anchor>
+        </w:drawing>
+      </w:r>
+      <w:r>
+        <w:rPr>
           <w:sz w:val="28"/>
           <w:szCs w:val="28"/>
         </w:rPr>
         <w:t>about.html</w:t>
+      </w:r>
+    </w:p>
+    <w:p>
+      <w:pPr>
+        <w:ind w:left="360"/>
+        <w:rPr>
+          <w:sz w:val="28"/>
+          <w:szCs w:val="28"/>
+        </w:rPr>
+      </w:pPr>
+      <w:r>
+        <w:rPr>
+          <w:noProof/>
+        </w:rPr>
+        <w:t xml:space="preserve"> </w:t>
+      </w:r>
+    </w:p>
+    <w:p>
+      <w:pPr>
+        <w:ind w:left="360"/>
+        <w:rPr>
+          <w:b/>
+          <w:bCs/>
+          <w:sz w:val="28"/>
+          <w:szCs w:val="28"/>
+        </w:rPr>
+      </w:pPr>
+      <w:r>
+        <w:rPr>
+          <w:b/>
+          <w:bCs/>
+          <w:sz w:val="28"/>
+          <w:szCs w:val="28"/>
+        </w:rPr>
+        <w:t>Description:</w:t>
+      </w:r>
+    </w:p>
+    <w:p>
+      <w:pPr>
+        <w:ind w:left="360"/>
+        <w:rPr>
+          <w:sz w:val="28"/>
+          <w:szCs w:val="28"/>
+        </w:rPr>
+      </w:pPr>
+      <w:r>
+        <w:rPr>
+          <w:sz w:val="28"/>
+          <w:szCs w:val="28"/>
+        </w:rPr>
+        <w:t xml:space="preserve">This page gives personal background information about me </w:t>
+      </w:r>
+      <w:r>
+        <w:rPr>
+          <w:sz w:val="28"/>
+          <w:szCs w:val="28"/>
+        </w:rPr>
+        <w:t xml:space="preserve">- </w:t>
+      </w:r>
+      <w:r>
+        <w:rPr>
+          <w:sz w:val="28"/>
+          <w:szCs w:val="28"/>
+        </w:rPr>
+        <w:t>who</w:t>
+      </w:r>
+      <w:r>
+        <w:rPr>
+          <w:sz w:val="28"/>
+          <w:szCs w:val="28"/>
+        </w:rPr>
+        <w:t xml:space="preserve"> I am, my interests, and career goals. It uses sections to organize my profile, hobbies, and aspirations clearly.</w:t>
+      </w:r>
+    </w:p>
+    <w:p>
+      <w:pPr>
+        <w:ind w:left="360"/>
+        <w:rPr>
+          <w:b/>
+          <w:bCs/>
+          <w:sz w:val="28"/>
+          <w:szCs w:val="28"/>
+        </w:rPr>
+      </w:pPr>
+      <w:r>
+        <w:rPr>
+          <w:b/>
+          <w:bCs/>
+          <w:sz w:val="28"/>
+          <w:szCs w:val="28"/>
+        </w:rPr>
+        <w:t>Structure:</w:t>
+      </w:r>
+    </w:p>
+    <w:p>
+      <w:pPr>
+        <w:pStyle w:val="ListParagraph"/>
+        <w:numPr>
+          <w:ilvl w:val="0"/>
+          <w:numId w:val="5"/>
+        </w:numPr>
+        <w:rPr>
+          <w:sz w:val="28"/>
+          <w:szCs w:val="28"/>
+        </w:rPr>
+      </w:pPr>
+      <w:r>
+        <w:rPr>
+          <w:sz w:val="28"/>
+          <w:szCs w:val="28"/>
+        </w:rPr>
+        <w:t>Header &amp; Nav: Same navigation as other pages, with “About” highlighted.</w:t>
+      </w:r>
+    </w:p>
+    <w:p>
+      <w:pPr>
+        <w:pStyle w:val="ListParagraph"/>
+        <w:numPr>
+          <w:ilvl w:val="0"/>
+          <w:numId w:val="6"/>
+        </w:numPr>
+        <w:rPr>
+          <w:sz w:val="28"/>
+          <w:szCs w:val="28"/>
+        </w:rPr>
+      </w:pPr>
+      <w:r>
+        <w:rPr>
+          <w:sz w:val="28"/>
+          <w:szCs w:val="28"/>
+        </w:rPr>
+        <w:t>Main:</w:t>
+      </w:r>
+    </w:p>
+    <w:p>
+      <w:pPr>
+        <w:pStyle w:val="ListParagraph"/>
+        <w:numPr>
+          <w:ilvl w:val="0"/>
+          <w:numId w:val="5"/>
+        </w:numPr>
+        <w:ind w:left="1440"/>
+        <w:rPr>
+          <w:sz w:val="28"/>
+          <w:szCs w:val="28"/>
+        </w:rPr>
+      </w:pPr>
+      <w:r>
+        <w:rPr>
+          <w:sz w:val="28"/>
+          <w:szCs w:val="28"/>
+        </w:rPr>
+        <w:t>About Header — Profile picture and short intro.</w:t>
+      </w:r>
+    </w:p>
+    <w:p>
+      <w:pPr>
+        <w:pStyle w:val="ListParagraph"/>
+        <w:numPr>
+          <w:ilvl w:val="0"/>
+          <w:numId w:val="5"/>
+        </w:numPr>
+        <w:ind w:left="1440"/>
+        <w:rPr>
+          <w:sz w:val="28"/>
+          <w:szCs w:val="28"/>
+        </w:rPr>
+      </w:pPr>
+      <w:r>
+        <w:rPr>
+          <w:sz w:val="28"/>
+          <w:szCs w:val="28"/>
+        </w:rPr>
+        <w:t>Interests — Grid with three topics (Coding, Gaming, AI).</w:t>
+      </w:r>
+    </w:p>
+    <w:p>
+      <w:pPr>
+        <w:pStyle w:val="ListParagraph"/>
+        <w:numPr>
+          <w:ilvl w:val="0"/>
+          <w:numId w:val="5"/>
+        </w:numPr>
+        <w:ind w:left="1440"/>
+        <w:rPr>
+          <w:sz w:val="28"/>
+          <w:szCs w:val="28"/>
+        </w:rPr>
+      </w:pPr>
+      <w:r>
+        <w:rPr>
+          <w:sz w:val="28"/>
+          <w:szCs w:val="28"/>
+        </w:rPr>
+        <w:t>Career Goals — Personal goals and call-to-action buttons to Gallery and CV.</w:t>
+      </w:r>
+    </w:p>
+    <w:p>
+      <w:pPr>
+        <w:pStyle w:val="ListParagraph"/>
+        <w:numPr>
+          <w:ilvl w:val="0"/>
+          <w:numId w:val="5"/>
+        </w:numPr>
+        <w:rPr>
+          <w:sz w:val="28"/>
+          <w:szCs w:val="28"/>
+        </w:rPr>
+      </w:pPr>
+      <w:r>
+        <w:rPr>
+          <w:sz w:val="28"/>
+          <w:szCs w:val="28"/>
+        </w:rPr>
+        <w:t>Footer: Copyright text.</w:t>
+      </w:r>
+    </w:p>
+    <w:p>
+      <w:pPr>
+        <w:rPr>
+          <w:sz w:val="28"/>
+          <w:szCs w:val="28"/>
+        </w:rPr>
+      </w:pPr>
+    </w:p>
+    <w:p>
+      <w:pPr>
+        <w:ind w:left="360"/>
+        <w:rPr>
+          <w:b/>
+          <w:bCs/>
+          <w:sz w:val="28"/>
+          <w:szCs w:val="28"/>
+        </w:rPr>
+      </w:pPr>
+      <w:r>
+        <w:rPr>
+          <w:b/>
+          <w:bCs/>
+          <w:sz w:val="28"/>
+          <w:szCs w:val="28"/>
+        </w:rPr>
+        <w:lastRenderedPageBreak/>
+        <w:t>Notes:</w:t>
+      </w:r>
+    </w:p>
+    <w:p>
+      <w:pPr>
+        <w:pStyle w:val="ListParagraph"/>
+        <w:numPr>
+          <w:ilvl w:val="0"/>
+          <w:numId w:val="6"/>
+        </w:numPr>
+        <w:rPr>
+          <w:sz w:val="28"/>
+          <w:szCs w:val="28"/>
+        </w:rPr>
+      </w:pPr>
+      <w:r>
+        <w:rPr>
+          <w:sz w:val="28"/>
+          <w:szCs w:val="28"/>
+        </w:rPr>
+        <w:t>Uses semantic HTML and ARIA labels for accessibility.</w:t>
+      </w:r>
+    </w:p>
+    <w:p>
+      <w:pPr>
+        <w:pStyle w:val="ListParagraph"/>
+        <w:numPr>
+          <w:ilvl w:val="0"/>
+          <w:numId w:val="6"/>
+        </w:numPr>
+        <w:rPr>
+          <w:sz w:val="28"/>
+          <w:szCs w:val="28"/>
+        </w:rPr>
+      </w:pPr>
+      <w:r>
+        <w:rPr>
+          <w:sz w:val="28"/>
+          <w:szCs w:val="28"/>
+        </w:rPr>
+        <w:t>Profile image and grid layout styled with external CSS.</w:t>
+      </w:r>
+    </w:p>
+    <w:p>
+      <w:pPr>
+        <w:pStyle w:val="ListParagraph"/>
+        <w:numPr>
+          <w:ilvl w:val="0"/>
+          <w:numId w:val="6"/>
+        </w:numPr>
+        <w:rPr>
+          <w:sz w:val="28"/>
+          <w:szCs w:val="28"/>
+        </w:rPr>
+      </w:pPr>
+      <w:r>
+        <w:rPr>
+          <w:sz w:val="28"/>
+          <w:szCs w:val="28"/>
+        </w:rPr>
+        <w:t>Consistent design and responsive structure.</w:t>
       </w:r>
     </w:p>
     <w:p>
@@ -1013,6 +1741,381 @@
     </w:p>
     <w:p>
       <w:pPr>
+        <w:ind w:left="360"/>
+        <w:rPr>
+          <w:sz w:val="28"/>
+          <w:szCs w:val="28"/>
+        </w:rPr>
+      </w:pPr>
+      <w:r>
+        <w:rPr>
+          <w:noProof/>
+          <w:sz w:val="28"/>
+          <w:szCs w:val="28"/>
+        </w:rPr>
+        <w:drawing>
+          <wp:anchor distT="0" distB="0" distL="114300" distR="114300" simplePos="0" relativeHeight="251663360" behindDoc="0" locked="0" layoutInCell="1" allowOverlap="1" wp14:anchorId="43A41E5B" wp14:editId="39C32ACE">
+            <wp:simplePos x="0" y="0"/>
+            <wp:positionH relativeFrom="column">
+              <wp:posOffset>4371975</wp:posOffset>
+            </wp:positionH>
+            <wp:positionV relativeFrom="paragraph">
+              <wp:posOffset>6350</wp:posOffset>
+            </wp:positionV>
+            <wp:extent cx="2162175" cy="3635375"/>
+            <wp:effectExtent l="0" t="0" r="9525" b="3175"/>
+            <wp:wrapSquare wrapText="bothSides"/>
+            <wp:docPr id="799111736" name="Picture 1"/>
+            <wp:cNvGraphicFramePr>
+              <a:graphicFrameLocks xmlns:a="http://schemas.openxmlformats.org/drawingml/2006/main" noChangeAspect="1"/>
+            </wp:cNvGraphicFramePr>
+            <a:graphic xmlns:a="http://schemas.openxmlformats.org/drawingml/2006/main">
+              <a:graphicData uri="http://schemas.openxmlformats.org/drawingml/2006/picture">
+                <pic:pic xmlns:pic="http://schemas.openxmlformats.org/drawingml/2006/picture">
+                  <pic:nvPicPr>
+                    <pic:cNvPr id="799111736" name=""/>
+                    <pic:cNvPicPr/>
+                  </pic:nvPicPr>
+                  <pic:blipFill>
+                    <a:blip r:embed="rId12">
+                      <a:extLst>
+                        <a:ext uri="{28A0092B-C50C-407E-A947-70E740481C1C}">
+                          <a14:useLocalDpi xmlns:a14="http://schemas.microsoft.com/office/drawing/2010/main" val="0"/>
+                        </a:ext>
+                      </a:extLst>
+                    </a:blip>
+                    <a:stretch>
+                      <a:fillRect/>
+                    </a:stretch>
+                  </pic:blipFill>
+                  <pic:spPr>
+                    <a:xfrm>
+                      <a:off x="0" y="0"/>
+                      <a:ext cx="2162175" cy="3635375"/>
+                    </a:xfrm>
+                    <a:prstGeom prst="rect">
+                      <a:avLst/>
+                    </a:prstGeom>
+                  </pic:spPr>
+                </pic:pic>
+              </a:graphicData>
+            </a:graphic>
+            <wp14:sizeRelH relativeFrom="page">
+              <wp14:pctWidth>0</wp14:pctWidth>
+            </wp14:sizeRelH>
+            <wp14:sizeRelV relativeFrom="page">
+              <wp14:pctHeight>0</wp14:pctHeight>
+            </wp14:sizeRelV>
+          </wp:anchor>
+        </w:drawing>
+      </w:r>
+      <w:r>
+        <w:rPr>
+          <w:noProof/>
+          <w:sz w:val="28"/>
+          <w:szCs w:val="28"/>
+        </w:rPr>
+        <w:drawing>
+          <wp:anchor distT="0" distB="0" distL="114300" distR="114300" simplePos="0" relativeHeight="251666432" behindDoc="0" locked="0" layoutInCell="1" allowOverlap="1" wp14:anchorId="216D824B" wp14:editId="332A7AF1">
+            <wp:simplePos x="0" y="0"/>
+            <wp:positionH relativeFrom="column">
+              <wp:posOffset>228600</wp:posOffset>
+            </wp:positionH>
+            <wp:positionV relativeFrom="paragraph">
+              <wp:posOffset>-3175</wp:posOffset>
+            </wp:positionV>
+            <wp:extent cx="3876675" cy="3678555"/>
+            <wp:effectExtent l="0" t="0" r="9525" b="0"/>
+            <wp:wrapSquare wrapText="bothSides"/>
+            <wp:docPr id="1685745677" name="Picture 1"/>
+            <wp:cNvGraphicFramePr>
+              <a:graphicFrameLocks xmlns:a="http://schemas.openxmlformats.org/drawingml/2006/main" noChangeAspect="1"/>
+            </wp:cNvGraphicFramePr>
+            <a:graphic xmlns:a="http://schemas.openxmlformats.org/drawingml/2006/main">
+              <a:graphicData uri="http://schemas.openxmlformats.org/drawingml/2006/picture">
+                <pic:pic xmlns:pic="http://schemas.openxmlformats.org/drawingml/2006/picture">
+                  <pic:nvPicPr>
+                    <pic:cNvPr id="1685745677" name=""/>
+                    <pic:cNvPicPr/>
+                  </pic:nvPicPr>
+                  <pic:blipFill>
+                    <a:blip r:embed="rId13" cstate="print">
+                      <a:extLst>
+                        <a:ext uri="{28A0092B-C50C-407E-A947-70E740481C1C}">
+                          <a14:useLocalDpi xmlns:a14="http://schemas.microsoft.com/office/drawing/2010/main" val="0"/>
+                        </a:ext>
+                      </a:extLst>
+                    </a:blip>
+                    <a:stretch>
+                      <a:fillRect/>
+                    </a:stretch>
+                  </pic:blipFill>
+                  <pic:spPr>
+                    <a:xfrm>
+                      <a:off x="0" y="0"/>
+                      <a:ext cx="3876675" cy="3678555"/>
+                    </a:xfrm>
+                    <a:prstGeom prst="rect">
+                      <a:avLst/>
+                    </a:prstGeom>
+                  </pic:spPr>
+                </pic:pic>
+              </a:graphicData>
+            </a:graphic>
+            <wp14:sizeRelH relativeFrom="page">
+              <wp14:pctWidth>0</wp14:pctWidth>
+            </wp14:sizeRelH>
+            <wp14:sizeRelV relativeFrom="page">
+              <wp14:pctHeight>0</wp14:pctHeight>
+            </wp14:sizeRelV>
+          </wp:anchor>
+        </w:drawing>
+      </w:r>
+      <w:r>
+        <w:rPr>
+          <w:noProof/>
+        </w:rPr>
+        <w:t xml:space="preserve"> </w:t>
+      </w:r>
+    </w:p>
+    <w:p>
+      <w:pPr>
+        <w:ind w:left="360"/>
+        <w:rPr>
+          <w:b/>
+          <w:bCs/>
+          <w:sz w:val="28"/>
+          <w:szCs w:val="28"/>
+        </w:rPr>
+      </w:pPr>
+      <w:r>
+        <w:rPr>
+          <w:b/>
+          <w:bCs/>
+          <w:sz w:val="28"/>
+          <w:szCs w:val="28"/>
+        </w:rPr>
+        <w:t>Description:</w:t>
+      </w:r>
+    </w:p>
+    <w:p>
+      <w:pPr>
+        <w:ind w:left="360"/>
+        <w:rPr>
+          <w:sz w:val="28"/>
+          <w:szCs w:val="28"/>
+        </w:rPr>
+      </w:pPr>
+      <w:r>
+        <w:rPr>
+          <w:sz w:val="28"/>
+          <w:szCs w:val="28"/>
+        </w:rPr>
+        <w:t xml:space="preserve">This page presents my professional information </w:t>
+      </w:r>
+      <w:r>
+        <w:rPr>
+          <w:sz w:val="28"/>
+          <w:szCs w:val="28"/>
+        </w:rPr>
+        <w:t>-</w:t>
+      </w:r>
+      <w:r>
+        <w:rPr>
+          <w:sz w:val="28"/>
+          <w:szCs w:val="28"/>
+        </w:rPr>
+        <w:t xml:space="preserve"> including education, skills, experience, and languages</w:t>
+      </w:r>
+      <w:r>
+        <w:rPr>
+          <w:sz w:val="28"/>
+          <w:szCs w:val="28"/>
+        </w:rPr>
+        <w:t xml:space="preserve"> -</w:t>
+      </w:r>
+      <w:r>
+        <w:rPr>
+          <w:sz w:val="28"/>
+          <w:szCs w:val="28"/>
+        </w:rPr>
+        <w:t xml:space="preserve"> in a simple and readable format.</w:t>
+      </w:r>
+    </w:p>
+    <w:p>
+      <w:pPr>
+        <w:ind w:left="360"/>
+        <w:rPr>
+          <w:b/>
+          <w:bCs/>
+          <w:sz w:val="28"/>
+          <w:szCs w:val="28"/>
+        </w:rPr>
+      </w:pPr>
+      <w:r>
+        <w:rPr>
+          <w:b/>
+          <w:bCs/>
+          <w:sz w:val="28"/>
+          <w:szCs w:val="28"/>
+        </w:rPr>
+        <w:t>Structure:</w:t>
+      </w:r>
+    </w:p>
+    <w:p>
+      <w:pPr>
+        <w:pStyle w:val="ListParagraph"/>
+        <w:numPr>
+          <w:ilvl w:val="0"/>
+          <w:numId w:val="7"/>
+        </w:numPr>
+        <w:rPr>
+          <w:sz w:val="28"/>
+          <w:szCs w:val="28"/>
+        </w:rPr>
+      </w:pPr>
+      <w:r>
+        <w:rPr>
+          <w:sz w:val="28"/>
+          <w:szCs w:val="28"/>
+        </w:rPr>
+        <w:t>Header &amp; Nav: Same global navigation, with “CV - Resume” highlighted.</w:t>
+      </w:r>
+    </w:p>
+    <w:p>
+      <w:pPr>
+        <w:pStyle w:val="ListParagraph"/>
+        <w:numPr>
+          <w:ilvl w:val="0"/>
+          <w:numId w:val="7"/>
+        </w:numPr>
+        <w:rPr>
+          <w:sz w:val="28"/>
+          <w:szCs w:val="28"/>
+        </w:rPr>
+      </w:pPr>
+      <w:r>
+        <w:rPr>
+          <w:sz w:val="28"/>
+          <w:szCs w:val="28"/>
+        </w:rPr>
+        <w:t>Main: Contains a heading and a section listing personal details, education, skills, and experiences in bullet format.</w:t>
+      </w:r>
+    </w:p>
+    <w:p>
+      <w:pPr>
+        <w:ind w:left="360"/>
+        <w:rPr>
+          <w:b/>
+          <w:bCs/>
+          <w:sz w:val="28"/>
+          <w:szCs w:val="28"/>
+        </w:rPr>
+      </w:pPr>
+    </w:p>
+    <w:p>
+      <w:pPr>
+        <w:pStyle w:val="ListParagraph"/>
+        <w:numPr>
+          <w:ilvl w:val="0"/>
+          <w:numId w:val="7"/>
+        </w:numPr>
+        <w:rPr>
+          <w:sz w:val="28"/>
+          <w:szCs w:val="28"/>
+        </w:rPr>
+      </w:pPr>
+      <w:r>
+        <w:rPr>
+          <w:sz w:val="28"/>
+          <w:szCs w:val="28"/>
+        </w:rPr>
+        <w:lastRenderedPageBreak/>
+        <w:t>Footer: Copyright notice.</w:t>
+      </w:r>
+    </w:p>
+    <w:p>
+      <w:pPr>
+        <w:ind w:left="360"/>
+        <w:rPr>
+          <w:b/>
+          <w:bCs/>
+          <w:sz w:val="28"/>
+          <w:szCs w:val="28"/>
+        </w:rPr>
+      </w:pPr>
+      <w:r>
+        <w:rPr>
+          <w:b/>
+          <w:bCs/>
+          <w:sz w:val="28"/>
+          <w:szCs w:val="28"/>
+        </w:rPr>
+        <w:t>Notes:</w:t>
+      </w:r>
+    </w:p>
+    <w:p>
+      <w:pPr>
+        <w:pStyle w:val="ListParagraph"/>
+        <w:numPr>
+          <w:ilvl w:val="0"/>
+          <w:numId w:val="8"/>
+        </w:numPr>
+        <w:rPr>
+          <w:sz w:val="28"/>
+          <w:szCs w:val="28"/>
+        </w:rPr>
+      </w:pPr>
+      <w:r>
+        <w:rPr>
+          <w:sz w:val="28"/>
+          <w:szCs w:val="28"/>
+        </w:rPr>
+        <w:t>Minimal and clear layout for readability.</w:t>
+      </w:r>
+    </w:p>
+    <w:p>
+      <w:pPr>
+        <w:pStyle w:val="ListParagraph"/>
+        <w:numPr>
+          <w:ilvl w:val="0"/>
+          <w:numId w:val="8"/>
+        </w:numPr>
+        <w:rPr>
+          <w:sz w:val="28"/>
+          <w:szCs w:val="28"/>
+        </w:rPr>
+      </w:pPr>
+      <w:r>
+        <w:rPr>
+          <w:sz w:val="28"/>
+          <w:szCs w:val="28"/>
+        </w:rPr>
+        <w:t>Consistent design with other pages through shared CSS.</w:t>
+      </w:r>
+    </w:p>
+    <w:p>
+      <w:pPr>
+        <w:pStyle w:val="ListParagraph"/>
+        <w:numPr>
+          <w:ilvl w:val="0"/>
+          <w:numId w:val="8"/>
+        </w:numPr>
+        <w:rPr>
+          <w:sz w:val="28"/>
+          <w:szCs w:val="28"/>
+        </w:rPr>
+      </w:pPr>
+      <w:r>
+        <w:rPr>
+          <w:sz w:val="28"/>
+          <w:szCs w:val="28"/>
+        </w:rPr>
+        <w:t>Uses semantic tags for structure and clarity.</w:t>
+      </w:r>
+    </w:p>
+    <w:p>
+      <w:pPr>
         <w:pStyle w:val="ListParagraph"/>
         <w:numPr>
           <w:ilvl w:val="0"/>
@@ -1025,10 +2128,342 @@
       </w:pPr>
       <w:r>
         <w:rPr>
+          <w:noProof/>
+        </w:rPr>
+        <w:drawing>
+          <wp:anchor distT="0" distB="0" distL="114300" distR="114300" simplePos="0" relativeHeight="251665408" behindDoc="1" locked="0" layoutInCell="1" allowOverlap="1" wp14:anchorId="48FB3668" wp14:editId="7E3D81AA">
+            <wp:simplePos x="0" y="0"/>
+            <wp:positionH relativeFrom="column">
+              <wp:posOffset>3876675</wp:posOffset>
+            </wp:positionH>
+            <wp:positionV relativeFrom="paragraph">
+              <wp:posOffset>381000</wp:posOffset>
+            </wp:positionV>
+            <wp:extent cx="2214880" cy="3543300"/>
+            <wp:effectExtent l="0" t="0" r="0" b="0"/>
+            <wp:wrapSquare wrapText="bothSides"/>
+            <wp:docPr id="91695693" name="Picture 1"/>
+            <wp:cNvGraphicFramePr>
+              <a:graphicFrameLocks xmlns:a="http://schemas.openxmlformats.org/drawingml/2006/main" noChangeAspect="1"/>
+            </wp:cNvGraphicFramePr>
+            <a:graphic xmlns:a="http://schemas.openxmlformats.org/drawingml/2006/main">
+              <a:graphicData uri="http://schemas.openxmlformats.org/drawingml/2006/picture">
+                <pic:pic xmlns:pic="http://schemas.openxmlformats.org/drawingml/2006/picture">
+                  <pic:nvPicPr>
+                    <pic:cNvPr id="91695693" name=""/>
+                    <pic:cNvPicPr/>
+                  </pic:nvPicPr>
+                  <pic:blipFill>
+                    <a:blip r:embed="rId14">
+                      <a:extLst>
+                        <a:ext uri="{28A0092B-C50C-407E-A947-70E740481C1C}">
+                          <a14:useLocalDpi xmlns:a14="http://schemas.microsoft.com/office/drawing/2010/main" val="0"/>
+                        </a:ext>
+                      </a:extLst>
+                    </a:blip>
+                    <a:stretch>
+                      <a:fillRect/>
+                    </a:stretch>
+                  </pic:blipFill>
+                  <pic:spPr>
+                    <a:xfrm>
+                      <a:off x="0" y="0"/>
+                      <a:ext cx="2214880" cy="3543300"/>
+                    </a:xfrm>
+                    <a:prstGeom prst="rect">
+                      <a:avLst/>
+                    </a:prstGeom>
+                  </pic:spPr>
+                </pic:pic>
+              </a:graphicData>
+            </a:graphic>
+            <wp14:sizeRelH relativeFrom="page">
+              <wp14:pctWidth>0</wp14:pctWidth>
+            </wp14:sizeRelH>
+            <wp14:sizeRelV relativeFrom="page">
+              <wp14:pctHeight>0</wp14:pctHeight>
+            </wp14:sizeRelV>
+          </wp:anchor>
+        </w:drawing>
+      </w:r>
+      <w:r>
+        <w:rPr>
+          <w:noProof/>
+        </w:rPr>
+        <w:drawing>
+          <wp:anchor distT="0" distB="0" distL="114300" distR="114300" simplePos="0" relativeHeight="251664384" behindDoc="1" locked="0" layoutInCell="1" allowOverlap="1" wp14:anchorId="52B5611E" wp14:editId="0B14408F">
+            <wp:simplePos x="0" y="0"/>
+            <wp:positionH relativeFrom="column">
+              <wp:posOffset>-676275</wp:posOffset>
+            </wp:positionH>
+            <wp:positionV relativeFrom="paragraph">
+              <wp:posOffset>381000</wp:posOffset>
+            </wp:positionV>
+            <wp:extent cx="4345305" cy="3571875"/>
+            <wp:effectExtent l="0" t="0" r="0" b="9525"/>
+            <wp:wrapSquare wrapText="bothSides"/>
+            <wp:docPr id="2104887788" name="Picture 2"/>
+            <wp:cNvGraphicFramePr>
+              <a:graphicFrameLocks xmlns:a="http://schemas.openxmlformats.org/drawingml/2006/main" noChangeAspect="1"/>
+            </wp:cNvGraphicFramePr>
+            <a:graphic xmlns:a="http://schemas.openxmlformats.org/drawingml/2006/main">
+              <a:graphicData uri="http://schemas.openxmlformats.org/drawingml/2006/picture">
+                <pic:pic xmlns:pic="http://schemas.openxmlformats.org/drawingml/2006/picture">
+                  <pic:nvPicPr>
+                    <pic:cNvPr id="0" name="Picture 3"/>
+                    <pic:cNvPicPr>
+                      <a:picLocks noChangeAspect="1" noChangeArrowheads="1"/>
+                    </pic:cNvPicPr>
+                  </pic:nvPicPr>
+                  <pic:blipFill>
+                    <a:blip r:embed="rId15" cstate="print">
+                      <a:extLst>
+                        <a:ext uri="{28A0092B-C50C-407E-A947-70E740481C1C}">
+                          <a14:useLocalDpi xmlns:a14="http://schemas.microsoft.com/office/drawing/2010/main" val="0"/>
+                        </a:ext>
+                      </a:extLst>
+                    </a:blip>
+                    <a:srcRect/>
+                    <a:stretch>
+                      <a:fillRect/>
+                    </a:stretch>
+                  </pic:blipFill>
+                  <pic:spPr bwMode="auto">
+                    <a:xfrm>
+                      <a:off x="0" y="0"/>
+                      <a:ext cx="4345305" cy="3571875"/>
+                    </a:xfrm>
+                    <a:prstGeom prst="rect">
+                      <a:avLst/>
+                    </a:prstGeom>
+                    <a:noFill/>
+                  </pic:spPr>
+                </pic:pic>
+              </a:graphicData>
+            </a:graphic>
+            <wp14:sizeRelH relativeFrom="page">
+              <wp14:pctWidth>0</wp14:pctWidth>
+            </wp14:sizeRelH>
+            <wp14:sizeRelV relativeFrom="page">
+              <wp14:pctHeight>0</wp14:pctHeight>
+            </wp14:sizeRelV>
+          </wp:anchor>
+        </w:drawing>
+      </w:r>
+      <w:r>
+        <w:rPr>
           <w:sz w:val="28"/>
           <w:szCs w:val="28"/>
         </w:rPr>
         <w:t>gallery.html</w:t>
+      </w:r>
+    </w:p>
+    <w:p>
+      <w:pPr>
+        <w:ind w:left="360"/>
+        <w:rPr>
+          <w:b/>
+          <w:bCs/>
+          <w:sz w:val="28"/>
+          <w:szCs w:val="28"/>
+        </w:rPr>
+      </w:pPr>
+    </w:p>
+    <w:p>
+      <w:pPr>
+        <w:ind w:left="360"/>
+        <w:rPr>
+          <w:b/>
+          <w:bCs/>
+          <w:sz w:val="28"/>
+          <w:szCs w:val="28"/>
+        </w:rPr>
+      </w:pPr>
+      <w:r>
+        <w:rPr>
+          <w:b/>
+          <w:bCs/>
+          <w:sz w:val="28"/>
+          <w:szCs w:val="28"/>
+        </w:rPr>
+        <w:t>Description:</w:t>
+      </w:r>
+    </w:p>
+    <w:p>
+      <w:pPr>
+        <w:ind w:left="360"/>
+        <w:rPr>
+          <w:sz w:val="28"/>
+          <w:szCs w:val="28"/>
+        </w:rPr>
+      </w:pPr>
+      <w:r>
+        <w:rPr>
+          <w:sz w:val="28"/>
+          <w:szCs w:val="28"/>
+        </w:rPr>
+        <w:t>The gallery page displays a neat, responsive collection of images with hover effects, maintaining a cohesive design consistent with the rest of the website.</w:t>
+      </w:r>
+    </w:p>
+    <w:p>
+      <w:pPr>
+        <w:ind w:left="360"/>
+        <w:rPr>
+          <w:b/>
+          <w:bCs/>
+          <w:sz w:val="28"/>
+          <w:szCs w:val="28"/>
+        </w:rPr>
+      </w:pPr>
+      <w:r>
+        <w:rPr>
+          <w:b/>
+          <w:bCs/>
+          <w:sz w:val="28"/>
+          <w:szCs w:val="28"/>
+        </w:rPr>
+        <w:t>Structure:</w:t>
+      </w:r>
+    </w:p>
+    <w:p>
+      <w:pPr>
+        <w:pStyle w:val="ListParagraph"/>
+        <w:numPr>
+          <w:ilvl w:val="0"/>
+          <w:numId w:val="9"/>
+        </w:numPr>
+        <w:rPr>
+          <w:sz w:val="28"/>
+          <w:szCs w:val="28"/>
+        </w:rPr>
+      </w:pPr>
+      <w:r>
+        <w:rPr>
+          <w:sz w:val="28"/>
+          <w:szCs w:val="28"/>
+        </w:rPr>
+        <w:t>Header &amp; Nav: Same global navigation, with “Gallery” highlighted.</w:t>
+      </w:r>
+    </w:p>
+    <w:p>
+      <w:pPr>
+        <w:pStyle w:val="ListParagraph"/>
+        <w:numPr>
+          <w:ilvl w:val="0"/>
+          <w:numId w:val="9"/>
+        </w:numPr>
+        <w:rPr>
+          <w:sz w:val="28"/>
+          <w:szCs w:val="28"/>
+        </w:rPr>
+      </w:pPr>
+      <w:r>
+        <w:rPr>
+          <w:sz w:val="28"/>
+          <w:szCs w:val="28"/>
+        </w:rPr>
+        <w:t>Main: Page heading, introductory text, and a grid of images with descriptive alt text.</w:t>
+      </w:r>
+    </w:p>
+    <w:p>
+      <w:pPr>
+        <w:pStyle w:val="ListParagraph"/>
+        <w:numPr>
+          <w:ilvl w:val="0"/>
+          <w:numId w:val="9"/>
+        </w:numPr>
+        <w:rPr>
+          <w:sz w:val="28"/>
+          <w:szCs w:val="28"/>
+        </w:rPr>
+      </w:pPr>
+      <w:r>
+        <w:rPr>
+          <w:sz w:val="28"/>
+          <w:szCs w:val="28"/>
+        </w:rPr>
+        <w:lastRenderedPageBreak/>
+        <w:t>Footer: Copyright notice.</w:t>
+      </w:r>
+    </w:p>
+    <w:p>
+      <w:pPr>
+        <w:ind w:left="360"/>
+        <w:rPr>
+          <w:b/>
+          <w:bCs/>
+          <w:sz w:val="28"/>
+          <w:szCs w:val="28"/>
+        </w:rPr>
+      </w:pPr>
+      <w:r>
+        <w:rPr>
+          <w:b/>
+          <w:bCs/>
+          <w:sz w:val="28"/>
+          <w:szCs w:val="28"/>
+        </w:rPr>
+        <w:t>Notes:</w:t>
+      </w:r>
+    </w:p>
+    <w:p>
+      <w:pPr>
+        <w:pStyle w:val="ListParagraph"/>
+        <w:numPr>
+          <w:ilvl w:val="0"/>
+          <w:numId w:val="10"/>
+        </w:numPr>
+        <w:rPr>
+          <w:sz w:val="28"/>
+          <w:szCs w:val="28"/>
+        </w:rPr>
+      </w:pPr>
+      <w:r>
+        <w:rPr>
+          <w:sz w:val="28"/>
+          <w:szCs w:val="28"/>
+        </w:rPr>
+        <w:t>Responsive grid layout for images.</w:t>
+      </w:r>
+    </w:p>
+    <w:p>
+      <w:pPr>
+        <w:pStyle w:val="ListParagraph"/>
+        <w:numPr>
+          <w:ilvl w:val="0"/>
+          <w:numId w:val="10"/>
+        </w:numPr>
+        <w:rPr>
+          <w:sz w:val="28"/>
+          <w:szCs w:val="28"/>
+        </w:rPr>
+      </w:pPr>
+      <w:r>
+        <w:rPr>
+          <w:sz w:val="28"/>
+          <w:szCs w:val="28"/>
+        </w:rPr>
+        <w:t>Consistent design with other pages through shared CSS.</w:t>
+      </w:r>
+    </w:p>
+    <w:p>
+      <w:pPr>
+        <w:pStyle w:val="ListParagraph"/>
+        <w:numPr>
+          <w:ilvl w:val="0"/>
+          <w:numId w:val="10"/>
+        </w:numPr>
+        <w:rPr>
+          <w:sz w:val="28"/>
+          <w:szCs w:val="28"/>
+        </w:rPr>
+      </w:pPr>
+      <w:r>
+        <w:rPr>
+          <w:sz w:val="28"/>
+          <w:szCs w:val="28"/>
+        </w:rPr>
+        <w:t>Includes accessibility features like alt text for all images.</w:t>
       </w:r>
     </w:p>
     <w:p>
@@ -1045,10 +2480,392 @@
       </w:pPr>
       <w:r>
         <w:rPr>
+          <w:noProof/>
+          <w:sz w:val="28"/>
+          <w:szCs w:val="28"/>
+        </w:rPr>
+        <w:drawing>
+          <wp:anchor distT="0" distB="0" distL="114300" distR="114300" simplePos="0" relativeHeight="251668480" behindDoc="0" locked="0" layoutInCell="1" allowOverlap="1" wp14:anchorId="21B6ACB2" wp14:editId="324EF6AE">
+            <wp:simplePos x="0" y="0"/>
+            <wp:positionH relativeFrom="column">
+              <wp:posOffset>4267200</wp:posOffset>
+            </wp:positionH>
+            <wp:positionV relativeFrom="paragraph">
+              <wp:posOffset>247650</wp:posOffset>
+            </wp:positionV>
+            <wp:extent cx="2068195" cy="3429000"/>
+            <wp:effectExtent l="0" t="0" r="8255" b="0"/>
+            <wp:wrapSquare wrapText="bothSides"/>
+            <wp:docPr id="1919179365" name="Picture 1"/>
+            <wp:cNvGraphicFramePr>
+              <a:graphicFrameLocks xmlns:a="http://schemas.openxmlformats.org/drawingml/2006/main" noChangeAspect="1"/>
+            </wp:cNvGraphicFramePr>
+            <a:graphic xmlns:a="http://schemas.openxmlformats.org/drawingml/2006/main">
+              <a:graphicData uri="http://schemas.openxmlformats.org/drawingml/2006/picture">
+                <pic:pic xmlns:pic="http://schemas.openxmlformats.org/drawingml/2006/picture">
+                  <pic:nvPicPr>
+                    <pic:cNvPr id="1919179365" name=""/>
+                    <pic:cNvPicPr/>
+                  </pic:nvPicPr>
+                  <pic:blipFill>
+                    <a:blip r:embed="rId16" cstate="print">
+                      <a:extLst>
+                        <a:ext uri="{28A0092B-C50C-407E-A947-70E740481C1C}">
+                          <a14:useLocalDpi xmlns:a14="http://schemas.microsoft.com/office/drawing/2010/main" val="0"/>
+                        </a:ext>
+                      </a:extLst>
+                    </a:blip>
+                    <a:stretch>
+                      <a:fillRect/>
+                    </a:stretch>
+                  </pic:blipFill>
+                  <pic:spPr>
+                    <a:xfrm>
+                      <a:off x="0" y="0"/>
+                      <a:ext cx="2068195" cy="3429000"/>
+                    </a:xfrm>
+                    <a:prstGeom prst="rect">
+                      <a:avLst/>
+                    </a:prstGeom>
+                  </pic:spPr>
+                </pic:pic>
+              </a:graphicData>
+            </a:graphic>
+            <wp14:sizeRelH relativeFrom="page">
+              <wp14:pctWidth>0</wp14:pctWidth>
+            </wp14:sizeRelH>
+            <wp14:sizeRelV relativeFrom="page">
+              <wp14:pctHeight>0</wp14:pctHeight>
+            </wp14:sizeRelV>
+          </wp:anchor>
+        </w:drawing>
+      </w:r>
+      <w:r>
+        <w:rPr>
+          <w:noProof/>
+          <w:sz w:val="28"/>
+          <w:szCs w:val="28"/>
+        </w:rPr>
+        <w:drawing>
+          <wp:anchor distT="0" distB="0" distL="114300" distR="114300" simplePos="0" relativeHeight="251667456" behindDoc="0" locked="0" layoutInCell="1" allowOverlap="1" wp14:anchorId="465BA5D6" wp14:editId="2F56DC52">
+            <wp:simplePos x="0" y="0"/>
+            <wp:positionH relativeFrom="column">
+              <wp:posOffset>-600075</wp:posOffset>
+            </wp:positionH>
+            <wp:positionV relativeFrom="paragraph">
+              <wp:posOffset>257175</wp:posOffset>
+            </wp:positionV>
+            <wp:extent cx="4502600" cy="3390900"/>
+            <wp:effectExtent l="0" t="0" r="0" b="0"/>
+            <wp:wrapSquare wrapText="bothSides"/>
+            <wp:docPr id="1399935307" name="Picture 1"/>
+            <wp:cNvGraphicFramePr>
+              <a:graphicFrameLocks xmlns:a="http://schemas.openxmlformats.org/drawingml/2006/main" noChangeAspect="1"/>
+            </wp:cNvGraphicFramePr>
+            <a:graphic xmlns:a="http://schemas.openxmlformats.org/drawingml/2006/main">
+              <a:graphicData uri="http://schemas.openxmlformats.org/drawingml/2006/picture">
+                <pic:pic xmlns:pic="http://schemas.openxmlformats.org/drawingml/2006/picture">
+                  <pic:nvPicPr>
+                    <pic:cNvPr id="1399935307" name=""/>
+                    <pic:cNvPicPr/>
+                  </pic:nvPicPr>
+                  <pic:blipFill>
+                    <a:blip r:embed="rId17" cstate="print">
+                      <a:extLst>
+                        <a:ext uri="{28A0092B-C50C-407E-A947-70E740481C1C}">
+                          <a14:useLocalDpi xmlns:a14="http://schemas.microsoft.com/office/drawing/2010/main" val="0"/>
+                        </a:ext>
+                      </a:extLst>
+                    </a:blip>
+                    <a:stretch>
+                      <a:fillRect/>
+                    </a:stretch>
+                  </pic:blipFill>
+                  <pic:spPr>
+                    <a:xfrm>
+                      <a:off x="0" y="0"/>
+                      <a:ext cx="4502600" cy="3390900"/>
+                    </a:xfrm>
+                    <a:prstGeom prst="rect">
+                      <a:avLst/>
+                    </a:prstGeom>
+                  </pic:spPr>
+                </pic:pic>
+              </a:graphicData>
+            </a:graphic>
+            <wp14:sizeRelH relativeFrom="page">
+              <wp14:pctWidth>0</wp14:pctWidth>
+            </wp14:sizeRelH>
+            <wp14:sizeRelV relativeFrom="page">
+              <wp14:pctHeight>0</wp14:pctHeight>
+            </wp14:sizeRelV>
+          </wp:anchor>
+        </w:drawing>
+      </w:r>
+      <w:r>
+        <w:rPr>
           <w:sz w:val="28"/>
           <w:szCs w:val="28"/>
         </w:rPr>
         <w:t>contact.html</w:t>
+      </w:r>
+      <w:r>
+        <w:rPr>
+          <w:noProof/>
+        </w:rPr>
+        <w:t xml:space="preserve"> </w:t>
+      </w:r>
+    </w:p>
+    <w:p>
+      <w:pPr>
+        <w:ind w:left="360"/>
+        <w:rPr>
+          <w:b/>
+          <w:bCs/>
+          <w:sz w:val="28"/>
+          <w:szCs w:val="28"/>
+        </w:rPr>
+      </w:pPr>
+      <w:r>
+        <w:rPr>
+          <w:b/>
+          <w:bCs/>
+          <w:sz w:val="28"/>
+          <w:szCs w:val="28"/>
+        </w:rPr>
+        <w:t>Description:</w:t>
+      </w:r>
+    </w:p>
+    <w:p>
+      <w:pPr>
+        <w:ind w:left="360"/>
+        <w:rPr>
+          <w:sz w:val="28"/>
+          <w:szCs w:val="28"/>
+        </w:rPr>
+      </w:pPr>
+      <w:r>
+        <w:rPr>
+          <w:sz w:val="28"/>
+          <w:szCs w:val="28"/>
+        </w:rPr>
+        <w:t>This page allows visitors to contact me via a form, phone number, or email. It provides a simple and clear way for users to reach out.</w:t>
+      </w:r>
+    </w:p>
+    <w:p>
+      <w:pPr>
+        <w:ind w:left="360"/>
+        <w:rPr>
+          <w:b/>
+          <w:bCs/>
+          <w:sz w:val="28"/>
+          <w:szCs w:val="28"/>
+        </w:rPr>
+      </w:pPr>
+      <w:r>
+        <w:rPr>
+          <w:b/>
+          <w:bCs/>
+          <w:sz w:val="28"/>
+          <w:szCs w:val="28"/>
+        </w:rPr>
+        <w:t>Structure:</w:t>
+      </w:r>
+    </w:p>
+    <w:p>
+      <w:pPr>
+        <w:pStyle w:val="ListParagraph"/>
+        <w:numPr>
+          <w:ilvl w:val="0"/>
+          <w:numId w:val="11"/>
+        </w:numPr>
+        <w:rPr>
+          <w:sz w:val="28"/>
+          <w:szCs w:val="28"/>
+        </w:rPr>
+      </w:pPr>
+      <w:r>
+        <w:rPr>
+          <w:sz w:val="28"/>
+          <w:szCs w:val="28"/>
+        </w:rPr>
+        <w:t>Header &amp; Nav: Same global navigation, with “Contact” highlighted.</w:t>
+      </w:r>
+    </w:p>
+    <w:p>
+      <w:pPr>
+        <w:pStyle w:val="ListParagraph"/>
+        <w:numPr>
+          <w:ilvl w:val="0"/>
+          <w:numId w:val="11"/>
+        </w:numPr>
+        <w:rPr>
+          <w:sz w:val="28"/>
+          <w:szCs w:val="28"/>
+        </w:rPr>
+      </w:pPr>
+      <w:r>
+        <w:rPr>
+          <w:sz w:val="28"/>
+          <w:szCs w:val="28"/>
+        </w:rPr>
+        <w:t>Main: Page heading, contact info (phone/email), and a contact form with name, email, and message fields.</w:t>
+      </w:r>
+    </w:p>
+    <w:p>
+      <w:pPr>
+        <w:pStyle w:val="ListParagraph"/>
+        <w:numPr>
+          <w:ilvl w:val="0"/>
+          <w:numId w:val="11"/>
+        </w:numPr>
+        <w:rPr>
+          <w:sz w:val="28"/>
+          <w:szCs w:val="28"/>
+        </w:rPr>
+      </w:pPr>
+      <w:r>
+        <w:rPr>
+          <w:sz w:val="28"/>
+          <w:szCs w:val="28"/>
+        </w:rPr>
+        <w:t>Use of &lt;form&gt; for the entire page.</w:t>
+      </w:r>
+    </w:p>
+    <w:p>
+      <w:pPr>
+        <w:pStyle w:val="ListParagraph"/>
+        <w:numPr>
+          <w:ilvl w:val="0"/>
+          <w:numId w:val="11"/>
+        </w:numPr>
+        <w:rPr>
+          <w:sz w:val="28"/>
+          <w:szCs w:val="28"/>
+        </w:rPr>
+      </w:pPr>
+      <w:r>
+        <w:rPr>
+          <w:sz w:val="28"/>
+          <w:szCs w:val="28"/>
+        </w:rPr>
+        <w:t>Footer: Copyright notice.</w:t>
+      </w:r>
+    </w:p>
+    <w:p>
+      <w:pPr>
+        <w:rPr>
+          <w:sz w:val="28"/>
+          <w:szCs w:val="28"/>
+        </w:rPr>
+      </w:pPr>
+    </w:p>
+    <w:p>
+      <w:pPr>
+        <w:rPr>
+          <w:sz w:val="28"/>
+          <w:szCs w:val="28"/>
+        </w:rPr>
+      </w:pPr>
+    </w:p>
+    <w:p>
+      <w:pPr>
+        <w:ind w:left="360"/>
+        <w:rPr>
+          <w:b/>
+          <w:bCs/>
+          <w:sz w:val="28"/>
+          <w:szCs w:val="28"/>
+        </w:rPr>
+      </w:pPr>
+      <w:r>
+        <w:rPr>
+          <w:b/>
+          <w:bCs/>
+          <w:sz w:val="28"/>
+          <w:szCs w:val="28"/>
+        </w:rPr>
+        <w:t>Notes:</w:t>
+      </w:r>
+    </w:p>
+    <w:p>
+      <w:pPr>
+        <w:pStyle w:val="ListParagraph"/>
+        <w:numPr>
+          <w:ilvl w:val="0"/>
+          <w:numId w:val="12"/>
+        </w:numPr>
+        <w:rPr>
+          <w:sz w:val="28"/>
+          <w:szCs w:val="28"/>
+        </w:rPr>
+      </w:pPr>
+      <w:r>
+        <w:rPr>
+          <w:sz w:val="28"/>
+          <w:szCs w:val="28"/>
+        </w:rPr>
+        <w:t>Form uses mailto: to send messages via email.</w:t>
+      </w:r>
+    </w:p>
+    <w:p>
+      <w:pPr>
+        <w:pStyle w:val="ListParagraph"/>
+        <w:numPr>
+          <w:ilvl w:val="0"/>
+          <w:numId w:val="12"/>
+        </w:numPr>
+        <w:rPr>
+          <w:sz w:val="28"/>
+          <w:szCs w:val="28"/>
+        </w:rPr>
+      </w:pPr>
+      <w:r>
+        <w:rPr>
+          <w:sz w:val="28"/>
+          <w:szCs w:val="28"/>
+        </w:rPr>
+        <w:t>All input fields are required and include placeholders.</w:t>
+      </w:r>
+    </w:p>
+    <w:p>
+      <w:pPr>
+        <w:pStyle w:val="ListParagraph"/>
+        <w:numPr>
+          <w:ilvl w:val="0"/>
+          <w:numId w:val="12"/>
+        </w:numPr>
+        <w:rPr>
+          <w:sz w:val="28"/>
+          <w:szCs w:val="28"/>
+        </w:rPr>
+      </w:pPr>
+      <w:r>
+        <w:rPr>
+          <w:sz w:val="28"/>
+          <w:szCs w:val="28"/>
+        </w:rPr>
+        <w:t>Buttons styled via CSS; design inspired by online snippet.</w:t>
+      </w:r>
+    </w:p>
+    <w:p>
+      <w:pPr>
+        <w:pStyle w:val="ListParagraph"/>
+        <w:numPr>
+          <w:ilvl w:val="0"/>
+          <w:numId w:val="12"/>
+        </w:numPr>
+        <w:rPr>
+          <w:sz w:val="28"/>
+          <w:szCs w:val="28"/>
+        </w:rPr>
+      </w:pPr>
+      <w:r>
+        <w:rPr>
+          <w:sz w:val="28"/>
+          <w:szCs w:val="28"/>
+        </w:rPr>
+        <w:t>Consistent layout and design with other pages.</w:t>
       </w:r>
     </w:p>
     <w:p>
@@ -1059,16 +2876,120 @@
           <w:numId w:val="1"/>
         </w:numPr>
         <w:rPr>
-          <w:sz w:val="28"/>
-          <w:szCs w:val="28"/>
-        </w:rPr>
-      </w:pPr>
-      <w:r>
-        <w:rPr>
+          <w:b/>
+          <w:bCs/>
+          <w:sz w:val="28"/>
+          <w:szCs w:val="28"/>
+        </w:rPr>
+      </w:pPr>
+      <w:r>
+        <w:rPr>
+          <w:b/>
+          <w:bCs/>
           <w:sz w:val="28"/>
           <w:szCs w:val="28"/>
         </w:rPr>
         <w:t>Design &amp; Features:</w:t>
+      </w:r>
+    </w:p>
+    <w:p>
+      <w:pPr>
+        <w:pStyle w:val="ListParagraph"/>
+        <w:numPr>
+          <w:ilvl w:val="0"/>
+          <w:numId w:val="13"/>
+        </w:numPr>
+        <w:rPr>
+          <w:sz w:val="28"/>
+          <w:szCs w:val="28"/>
+        </w:rPr>
+      </w:pPr>
+      <w:r>
+        <w:rPr>
+          <w:sz w:val="28"/>
+          <w:szCs w:val="28"/>
+        </w:rPr>
+        <w:t>Consistent navigation bar and footer across all pages for easy usability.</w:t>
+      </w:r>
+    </w:p>
+    <w:p>
+      <w:pPr>
+        <w:pStyle w:val="ListParagraph"/>
+        <w:numPr>
+          <w:ilvl w:val="0"/>
+          <w:numId w:val="13"/>
+        </w:numPr>
+        <w:rPr>
+          <w:sz w:val="28"/>
+          <w:szCs w:val="28"/>
+        </w:rPr>
+      </w:pPr>
+      <w:r>
+        <w:rPr>
+          <w:sz w:val="28"/>
+          <w:szCs w:val="28"/>
+        </w:rPr>
+        <w:t>Responsive design using CSS to ensure content adapts to different screen sizes.</w:t>
+      </w:r>
+    </w:p>
+    <w:p>
+      <w:pPr>
+        <w:pStyle w:val="ListParagraph"/>
+        <w:numPr>
+          <w:ilvl w:val="0"/>
+          <w:numId w:val="13"/>
+        </w:numPr>
+        <w:rPr>
+          <w:sz w:val="28"/>
+          <w:szCs w:val="28"/>
+        </w:rPr>
+      </w:pPr>
+      <w:r>
+        <w:rPr>
+          <w:sz w:val="28"/>
+          <w:szCs w:val="28"/>
+        </w:rPr>
+        <w:t>Semantic HTML structure (header, nav, main, section, article, footer) for clarity and accessibility.</w:t>
+      </w:r>
+    </w:p>
+    <w:p>
+      <w:pPr>
+        <w:pStyle w:val="ListParagraph"/>
+        <w:numPr>
+          <w:ilvl w:val="0"/>
+          <w:numId w:val="13"/>
+        </w:numPr>
+        <w:rPr>
+          <w:sz w:val="28"/>
+          <w:szCs w:val="28"/>
+        </w:rPr>
+      </w:pPr>
+      <w:r>
+        <w:rPr>
+          <w:sz w:val="28"/>
+          <w:szCs w:val="28"/>
+        </w:rPr>
+        <w:t>Visual enhancements: hover effects on gallery images, call-to-action buttons, and minimal CSS animations.</w:t>
+      </w:r>
+    </w:p>
+    <w:p>
+      <w:pPr>
+        <w:pStyle w:val="ListParagraph"/>
+        <w:numPr>
+          <w:ilvl w:val="0"/>
+          <w:numId w:val="13"/>
+        </w:numPr>
+        <w:rPr>
+          <w:sz w:val="28"/>
+          <w:szCs w:val="28"/>
+        </w:rPr>
+      </w:pPr>
+      <w:r>
+        <w:rPr>
+          <w:sz w:val="28"/>
+          <w:szCs w:val="28"/>
+        </w:rPr>
+        <w:t>Accessibility considerations: alt text for images and ARIA labels for better screen reader support.</w:t>
       </w:r>
     </w:p>
     <w:p>
@@ -1079,16 +3000,107 @@
           <w:numId w:val="1"/>
         </w:numPr>
         <w:rPr>
-          <w:sz w:val="28"/>
-          <w:szCs w:val="28"/>
-        </w:rPr>
-      </w:pPr>
-      <w:r>
-        <w:rPr>
+          <w:b/>
+          <w:bCs/>
+          <w:sz w:val="28"/>
+          <w:szCs w:val="28"/>
+        </w:rPr>
+      </w:pPr>
+      <w:r>
+        <w:rPr>
+          <w:b/>
+          <w:bCs/>
           <w:sz w:val="28"/>
           <w:szCs w:val="28"/>
         </w:rPr>
         <w:t>References and notes:</w:t>
+      </w:r>
+    </w:p>
+    <w:p>
+      <w:pPr>
+        <w:pStyle w:val="ListParagraph"/>
+        <w:numPr>
+          <w:ilvl w:val="0"/>
+          <w:numId w:val="14"/>
+        </w:numPr>
+        <w:rPr>
+          <w:sz w:val="28"/>
+          <w:szCs w:val="28"/>
+        </w:rPr>
+      </w:pPr>
+      <w:r>
+        <w:rPr>
+          <w:sz w:val="28"/>
+          <w:szCs w:val="28"/>
+        </w:rPr>
+        <w:t>Image sources: Pinterest (credited in pages).</w:t>
+      </w:r>
+    </w:p>
+    <w:p>
+      <w:pPr>
+        <w:pStyle w:val="ListParagraph"/>
+        <w:numPr>
+          <w:ilvl w:val="0"/>
+          <w:numId w:val="14"/>
+        </w:numPr>
+        <w:rPr>
+          <w:sz w:val="28"/>
+          <w:szCs w:val="28"/>
+        </w:rPr>
+      </w:pPr>
+      <w:r>
+        <w:rPr>
+          <w:sz w:val="28"/>
+          <w:szCs w:val="28"/>
+        </w:rPr>
+        <w:t>CSS button design inspired by uiverse.io snippet</w:t>
+      </w:r>
+    </w:p>
+    <w:p>
+      <w:pPr>
+        <w:pStyle w:val="ListParagraph"/>
+        <w:numPr>
+          <w:ilvl w:val="0"/>
+          <w:numId w:val="14"/>
+        </w:numPr>
+        <w:rPr>
+          <w:sz w:val="28"/>
+          <w:szCs w:val="28"/>
+        </w:rPr>
+      </w:pPr>
+      <w:r>
+        <w:rPr>
+          <w:sz w:val="28"/>
+          <w:szCs w:val="28"/>
+        </w:rPr>
+        <w:t>All external sources for HTML/CSS snippets were short examples only, fully credited in code comments.</w:t>
+      </w:r>
+      <w:r>
+        <w:rPr>
+          <w:sz w:val="28"/>
+          <w:szCs w:val="28"/>
+        </w:rPr>
+        <w:t xml:space="preserve"> I have only taken the button in the contact form as a snippet, everything else was googled and looked up, I visited multiple sites to find out.</w:t>
+      </w:r>
+    </w:p>
+    <w:p>
+      <w:pPr>
+        <w:pStyle w:val="ListParagraph"/>
+        <w:numPr>
+          <w:ilvl w:val="0"/>
+          <w:numId w:val="14"/>
+        </w:numPr>
+        <w:rPr>
+          <w:sz w:val="28"/>
+          <w:szCs w:val="28"/>
+        </w:rPr>
+      </w:pPr>
+      <w:r>
+        <w:rPr>
+          <w:sz w:val="28"/>
+          <w:szCs w:val="28"/>
+        </w:rPr>
+        <w:t>Tested on multiple browsers and screen sizes to ensure consistency and functionality.</w:t>
       </w:r>
     </w:p>
     <w:p>
@@ -1099,12 +3111,16 @@
           <w:numId w:val="1"/>
         </w:numPr>
         <w:rPr>
-          <w:sz w:val="28"/>
-          <w:szCs w:val="28"/>
-        </w:rPr>
-      </w:pPr>
-      <w:r>
-        <w:rPr>
+          <w:b/>
+          <w:bCs/>
+          <w:sz w:val="28"/>
+          <w:szCs w:val="28"/>
+        </w:rPr>
+      </w:pPr>
+      <w:r>
+        <w:rPr>
+          <w:b/>
+          <w:bCs/>
           <w:sz w:val="28"/>
           <w:szCs w:val="28"/>
         </w:rPr>
@@ -1193,7 +3209,7 @@
       </w:pPr>
     </w:p>
     <w:sectPr>
-      <w:headerReference w:type="default" r:id="rId8"/>
+      <w:headerReference w:type="default" r:id="rId18"/>
       <w:pgSz w:w="12240" w:h="15840"/>
       <w:pgMar w:top="1440" w:right="1440" w:bottom="1440" w:left="1440" w:header="720" w:footer="720" w:gutter="0"/>
       <w:cols w:space="720"/>
@@ -1337,6 +3353,571 @@
 <file path=word/numbering.xml><?xml version="1.0" encoding="utf-8"?>
 <w:numbering xmlns:wpc="http://schemas.microsoft.com/office/word/2010/wordprocessingCanvas" xmlns:cx="http://schemas.microsoft.com/office/drawing/2014/chartex" xmlns:cx1="http://schemas.microsoft.com/office/drawing/2015/9/8/chartex" xmlns:cx2="http://schemas.microsoft.com/office/drawing/2015/10/21/chartex" xmlns:cx3="http://schemas.microsoft.com/office/drawing/2016/5/9/chartex" xmlns:cx4="http://schemas.microsoft.com/office/drawing/2016/5/10/chartex" xmlns:cx5="http://schemas.microsoft.com/office/drawing/2016/5/11/chartex" xmlns:cx6="http://schemas.microsoft.com/office/drawing/2016/5/12/chartex" xmlns:cx7="http://schemas.microsoft.com/office/drawing/2016/5/13/chartex" xmlns:cx8="http://schemas.microsoft.com/office/drawing/2016/5/14/chartex" xmlns:mc="http://schemas.openxmlformats.org/markup-compatibility/2006" xmlns:aink="http://schemas.microsoft.com/office/drawing/2016/ink" xmlns:am3d="http://schemas.microsoft.com/office/drawing/2017/model3d" xmlns:o="urn:schemas-microsoft-com:office:office" xmlns:oel="http://schemas.microsoft.com/office/2019/extlst" xmlns:r="http://schemas.openxmlformats.org/officeDocument/2006/relationships" xmlns:m="http://schemas.openxmlformats.org/officeDocument/2006/math" xmlns:v="urn:schemas-microsoft-com:vml" xmlns:wp14="http://schemas.microsoft.com/office/word/2010/wordprocessingDrawing" xmlns:wp="http://schemas.openxmlformats.org/drawingml/2006/wordprocessingDrawing" xmlns:w10="urn:schemas-microsoft-com:office:word" xmlns:w="http://schemas.openxmlformats.org/wordprocessingml/2006/main" xmlns:w14="http://schemas.microsoft.com/office/word/2010/wordml" xmlns:w15="http://schemas.microsoft.com/office/word/2012/wordml" xmlns:w16cex="http://schemas.microsoft.com/office/word/2018/wordml/cex" xmlns:w16cid="http://schemas.microsoft.com/office/word/2016/wordml/cid" xmlns:w16="http://schemas.microsoft.com/office/word/2018/wordml" xmlns:w16du="http://schemas.microsoft.com/office/word/2023/wordml/word16du" xmlns:w16sdtdh="http://schemas.microsoft.com/office/word/2020/wordml/sdtdatahash" xmlns:w16sdtfl="http://schemas.microsoft.com/office/word/2024/wordml/sdtformatlock" xmlns:w16se="http://schemas.microsoft.com/office/word/2015/wordml/symex" xmlns:wpg="http://schemas.microsoft.com/office/word/2010/wordprocessingGroup" xmlns:wpi="http://schemas.microsoft.com/office/word/2010/wordprocessingInk" xmlns:wne="http://schemas.microsoft.com/office/word/2006/wordml" xmlns:wps="http://schemas.microsoft.com/office/word/2010/wordprocessingShape" mc:Ignorable="w14 w15 w16se w16cid w16 w16cex w16sdtdh w16sdtfl w16du wp14">
   <w:abstractNum w:abstractNumId="0" w15:restartNumberingAfterBreak="0">
+    <w:nsid w:val="025C339C"/>
+    <w:multiLevelType w:val="hybridMultilevel"/>
+    <w:tmpl w:val="40C08BDE"/>
+    <w:lvl w:ilvl="0" w:tplc="04090001">
+      <w:start w:val="1"/>
+      <w:numFmt w:val="bullet"/>
+      <w:lvlText w:val=""/>
+      <w:lvlJc w:val="left"/>
+      <w:pPr>
+        <w:ind w:left="1080" w:hanging="360"/>
+      </w:pPr>
+      <w:rPr>
+        <w:rFonts w:ascii="Symbol" w:hAnsi="Symbol" w:hint="default"/>
+      </w:rPr>
+    </w:lvl>
+    <w:lvl w:ilvl="1" w:tplc="04090003" w:tentative="1">
+      <w:start w:val="1"/>
+      <w:numFmt w:val="bullet"/>
+      <w:lvlText w:val="o"/>
+      <w:lvlJc w:val="left"/>
+      <w:pPr>
+        <w:ind w:left="1800" w:hanging="360"/>
+      </w:pPr>
+      <w:rPr>
+        <w:rFonts w:ascii="Courier New" w:hAnsi="Courier New" w:cs="Courier New" w:hint="default"/>
+      </w:rPr>
+    </w:lvl>
+    <w:lvl w:ilvl="2" w:tplc="04090005" w:tentative="1">
+      <w:start w:val="1"/>
+      <w:numFmt w:val="bullet"/>
+      <w:lvlText w:val=""/>
+      <w:lvlJc w:val="left"/>
+      <w:pPr>
+        <w:ind w:left="2520" w:hanging="360"/>
+      </w:pPr>
+      <w:rPr>
+        <w:rFonts w:ascii="Wingdings" w:hAnsi="Wingdings" w:hint="default"/>
+      </w:rPr>
+    </w:lvl>
+    <w:lvl w:ilvl="3" w:tplc="04090001" w:tentative="1">
+      <w:start w:val="1"/>
+      <w:numFmt w:val="bullet"/>
+      <w:lvlText w:val=""/>
+      <w:lvlJc w:val="left"/>
+      <w:pPr>
+        <w:ind w:left="3240" w:hanging="360"/>
+      </w:pPr>
+      <w:rPr>
+        <w:rFonts w:ascii="Symbol" w:hAnsi="Symbol" w:hint="default"/>
+      </w:rPr>
+    </w:lvl>
+    <w:lvl w:ilvl="4" w:tplc="04090003" w:tentative="1">
+      <w:start w:val="1"/>
+      <w:numFmt w:val="bullet"/>
+      <w:lvlText w:val="o"/>
+      <w:lvlJc w:val="left"/>
+      <w:pPr>
+        <w:ind w:left="3960" w:hanging="360"/>
+      </w:pPr>
+      <w:rPr>
+        <w:rFonts w:ascii="Courier New" w:hAnsi="Courier New" w:cs="Courier New" w:hint="default"/>
+      </w:rPr>
+    </w:lvl>
+    <w:lvl w:ilvl="5" w:tplc="04090005" w:tentative="1">
+      <w:start w:val="1"/>
+      <w:numFmt w:val="bullet"/>
+      <w:lvlText w:val=""/>
+      <w:lvlJc w:val="left"/>
+      <w:pPr>
+        <w:ind w:left="4680" w:hanging="360"/>
+      </w:pPr>
+      <w:rPr>
+        <w:rFonts w:ascii="Wingdings" w:hAnsi="Wingdings" w:hint="default"/>
+      </w:rPr>
+    </w:lvl>
+    <w:lvl w:ilvl="6" w:tplc="04090001" w:tentative="1">
+      <w:start w:val="1"/>
+      <w:numFmt w:val="bullet"/>
+      <w:lvlText w:val=""/>
+      <w:lvlJc w:val="left"/>
+      <w:pPr>
+        <w:ind w:left="5400" w:hanging="360"/>
+      </w:pPr>
+      <w:rPr>
+        <w:rFonts w:ascii="Symbol" w:hAnsi="Symbol" w:hint="default"/>
+      </w:rPr>
+    </w:lvl>
+    <w:lvl w:ilvl="7" w:tplc="04090003" w:tentative="1">
+      <w:start w:val="1"/>
+      <w:numFmt w:val="bullet"/>
+      <w:lvlText w:val="o"/>
+      <w:lvlJc w:val="left"/>
+      <w:pPr>
+        <w:ind w:left="6120" w:hanging="360"/>
+      </w:pPr>
+      <w:rPr>
+        <w:rFonts w:ascii="Courier New" w:hAnsi="Courier New" w:cs="Courier New" w:hint="default"/>
+      </w:rPr>
+    </w:lvl>
+    <w:lvl w:ilvl="8" w:tplc="04090005" w:tentative="1">
+      <w:start w:val="1"/>
+      <w:numFmt w:val="bullet"/>
+      <w:lvlText w:val=""/>
+      <w:lvlJc w:val="left"/>
+      <w:pPr>
+        <w:ind w:left="6840" w:hanging="360"/>
+      </w:pPr>
+      <w:rPr>
+        <w:rFonts w:ascii="Wingdings" w:hAnsi="Wingdings" w:hint="default"/>
+      </w:rPr>
+    </w:lvl>
+  </w:abstractNum>
+  <w:abstractNum w:abstractNumId="1" w15:restartNumberingAfterBreak="0">
+    <w:nsid w:val="08A37BBF"/>
+    <w:multiLevelType w:val="hybridMultilevel"/>
+    <w:tmpl w:val="614C0D16"/>
+    <w:lvl w:ilvl="0" w:tplc="04090001">
+      <w:start w:val="1"/>
+      <w:numFmt w:val="bullet"/>
+      <w:lvlText w:val=""/>
+      <w:lvlJc w:val="left"/>
+      <w:pPr>
+        <w:ind w:left="1080" w:hanging="360"/>
+      </w:pPr>
+      <w:rPr>
+        <w:rFonts w:ascii="Symbol" w:hAnsi="Symbol" w:hint="default"/>
+      </w:rPr>
+    </w:lvl>
+    <w:lvl w:ilvl="1" w:tplc="04090003" w:tentative="1">
+      <w:start w:val="1"/>
+      <w:numFmt w:val="bullet"/>
+      <w:lvlText w:val="o"/>
+      <w:lvlJc w:val="left"/>
+      <w:pPr>
+        <w:ind w:left="1800" w:hanging="360"/>
+      </w:pPr>
+      <w:rPr>
+        <w:rFonts w:ascii="Courier New" w:hAnsi="Courier New" w:cs="Courier New" w:hint="default"/>
+      </w:rPr>
+    </w:lvl>
+    <w:lvl w:ilvl="2" w:tplc="04090005" w:tentative="1">
+      <w:start w:val="1"/>
+      <w:numFmt w:val="bullet"/>
+      <w:lvlText w:val=""/>
+      <w:lvlJc w:val="left"/>
+      <w:pPr>
+        <w:ind w:left="2520" w:hanging="360"/>
+      </w:pPr>
+      <w:rPr>
+        <w:rFonts w:ascii="Wingdings" w:hAnsi="Wingdings" w:hint="default"/>
+      </w:rPr>
+    </w:lvl>
+    <w:lvl w:ilvl="3" w:tplc="04090001" w:tentative="1">
+      <w:start w:val="1"/>
+      <w:numFmt w:val="bullet"/>
+      <w:lvlText w:val=""/>
+      <w:lvlJc w:val="left"/>
+      <w:pPr>
+        <w:ind w:left="3240" w:hanging="360"/>
+      </w:pPr>
+      <w:rPr>
+        <w:rFonts w:ascii="Symbol" w:hAnsi="Symbol" w:hint="default"/>
+      </w:rPr>
+    </w:lvl>
+    <w:lvl w:ilvl="4" w:tplc="04090003" w:tentative="1">
+      <w:start w:val="1"/>
+      <w:numFmt w:val="bullet"/>
+      <w:lvlText w:val="o"/>
+      <w:lvlJc w:val="left"/>
+      <w:pPr>
+        <w:ind w:left="3960" w:hanging="360"/>
+      </w:pPr>
+      <w:rPr>
+        <w:rFonts w:ascii="Courier New" w:hAnsi="Courier New" w:cs="Courier New" w:hint="default"/>
+      </w:rPr>
+    </w:lvl>
+    <w:lvl w:ilvl="5" w:tplc="04090005" w:tentative="1">
+      <w:start w:val="1"/>
+      <w:numFmt w:val="bullet"/>
+      <w:lvlText w:val=""/>
+      <w:lvlJc w:val="left"/>
+      <w:pPr>
+        <w:ind w:left="4680" w:hanging="360"/>
+      </w:pPr>
+      <w:rPr>
+        <w:rFonts w:ascii="Wingdings" w:hAnsi="Wingdings" w:hint="default"/>
+      </w:rPr>
+    </w:lvl>
+    <w:lvl w:ilvl="6" w:tplc="04090001" w:tentative="1">
+      <w:start w:val="1"/>
+      <w:numFmt w:val="bullet"/>
+      <w:lvlText w:val=""/>
+      <w:lvlJc w:val="left"/>
+      <w:pPr>
+        <w:ind w:left="5400" w:hanging="360"/>
+      </w:pPr>
+      <w:rPr>
+        <w:rFonts w:ascii="Symbol" w:hAnsi="Symbol" w:hint="default"/>
+      </w:rPr>
+    </w:lvl>
+    <w:lvl w:ilvl="7" w:tplc="04090003" w:tentative="1">
+      <w:start w:val="1"/>
+      <w:numFmt w:val="bullet"/>
+      <w:lvlText w:val="o"/>
+      <w:lvlJc w:val="left"/>
+      <w:pPr>
+        <w:ind w:left="6120" w:hanging="360"/>
+      </w:pPr>
+      <w:rPr>
+        <w:rFonts w:ascii="Courier New" w:hAnsi="Courier New" w:cs="Courier New" w:hint="default"/>
+      </w:rPr>
+    </w:lvl>
+    <w:lvl w:ilvl="8" w:tplc="04090005" w:tentative="1">
+      <w:start w:val="1"/>
+      <w:numFmt w:val="bullet"/>
+      <w:lvlText w:val=""/>
+      <w:lvlJc w:val="left"/>
+      <w:pPr>
+        <w:ind w:left="6840" w:hanging="360"/>
+      </w:pPr>
+      <w:rPr>
+        <w:rFonts w:ascii="Wingdings" w:hAnsi="Wingdings" w:hint="default"/>
+      </w:rPr>
+    </w:lvl>
+  </w:abstractNum>
+  <w:abstractNum w:abstractNumId="2" w15:restartNumberingAfterBreak="0">
+    <w:nsid w:val="0DF77250"/>
+    <w:multiLevelType w:val="hybridMultilevel"/>
+    <w:tmpl w:val="58C613A0"/>
+    <w:lvl w:ilvl="0" w:tplc="04090001">
+      <w:start w:val="1"/>
+      <w:numFmt w:val="bullet"/>
+      <w:lvlText w:val=""/>
+      <w:lvlJc w:val="left"/>
+      <w:pPr>
+        <w:ind w:left="1080" w:hanging="360"/>
+      </w:pPr>
+      <w:rPr>
+        <w:rFonts w:ascii="Symbol" w:hAnsi="Symbol" w:hint="default"/>
+      </w:rPr>
+    </w:lvl>
+    <w:lvl w:ilvl="1" w:tplc="04090003" w:tentative="1">
+      <w:start w:val="1"/>
+      <w:numFmt w:val="bullet"/>
+      <w:lvlText w:val="o"/>
+      <w:lvlJc w:val="left"/>
+      <w:pPr>
+        <w:ind w:left="1800" w:hanging="360"/>
+      </w:pPr>
+      <w:rPr>
+        <w:rFonts w:ascii="Courier New" w:hAnsi="Courier New" w:cs="Courier New" w:hint="default"/>
+      </w:rPr>
+    </w:lvl>
+    <w:lvl w:ilvl="2" w:tplc="04090005" w:tentative="1">
+      <w:start w:val="1"/>
+      <w:numFmt w:val="bullet"/>
+      <w:lvlText w:val=""/>
+      <w:lvlJc w:val="left"/>
+      <w:pPr>
+        <w:ind w:left="2520" w:hanging="360"/>
+      </w:pPr>
+      <w:rPr>
+        <w:rFonts w:ascii="Wingdings" w:hAnsi="Wingdings" w:hint="default"/>
+      </w:rPr>
+    </w:lvl>
+    <w:lvl w:ilvl="3" w:tplc="04090001" w:tentative="1">
+      <w:start w:val="1"/>
+      <w:numFmt w:val="bullet"/>
+      <w:lvlText w:val=""/>
+      <w:lvlJc w:val="left"/>
+      <w:pPr>
+        <w:ind w:left="3240" w:hanging="360"/>
+      </w:pPr>
+      <w:rPr>
+        <w:rFonts w:ascii="Symbol" w:hAnsi="Symbol" w:hint="default"/>
+      </w:rPr>
+    </w:lvl>
+    <w:lvl w:ilvl="4" w:tplc="04090003" w:tentative="1">
+      <w:start w:val="1"/>
+      <w:numFmt w:val="bullet"/>
+      <w:lvlText w:val="o"/>
+      <w:lvlJc w:val="left"/>
+      <w:pPr>
+        <w:ind w:left="3960" w:hanging="360"/>
+      </w:pPr>
+      <w:rPr>
+        <w:rFonts w:ascii="Courier New" w:hAnsi="Courier New" w:cs="Courier New" w:hint="default"/>
+      </w:rPr>
+    </w:lvl>
+    <w:lvl w:ilvl="5" w:tplc="04090005" w:tentative="1">
+      <w:start w:val="1"/>
+      <w:numFmt w:val="bullet"/>
+      <w:lvlText w:val=""/>
+      <w:lvlJc w:val="left"/>
+      <w:pPr>
+        <w:ind w:left="4680" w:hanging="360"/>
+      </w:pPr>
+      <w:rPr>
+        <w:rFonts w:ascii="Wingdings" w:hAnsi="Wingdings" w:hint="default"/>
+      </w:rPr>
+    </w:lvl>
+    <w:lvl w:ilvl="6" w:tplc="04090001" w:tentative="1">
+      <w:start w:val="1"/>
+      <w:numFmt w:val="bullet"/>
+      <w:lvlText w:val=""/>
+      <w:lvlJc w:val="left"/>
+      <w:pPr>
+        <w:ind w:left="5400" w:hanging="360"/>
+      </w:pPr>
+      <w:rPr>
+        <w:rFonts w:ascii="Symbol" w:hAnsi="Symbol" w:hint="default"/>
+      </w:rPr>
+    </w:lvl>
+    <w:lvl w:ilvl="7" w:tplc="04090003" w:tentative="1">
+      <w:start w:val="1"/>
+      <w:numFmt w:val="bullet"/>
+      <w:lvlText w:val="o"/>
+      <w:lvlJc w:val="left"/>
+      <w:pPr>
+        <w:ind w:left="6120" w:hanging="360"/>
+      </w:pPr>
+      <w:rPr>
+        <w:rFonts w:ascii="Courier New" w:hAnsi="Courier New" w:cs="Courier New" w:hint="default"/>
+      </w:rPr>
+    </w:lvl>
+    <w:lvl w:ilvl="8" w:tplc="04090005" w:tentative="1">
+      <w:start w:val="1"/>
+      <w:numFmt w:val="bullet"/>
+      <w:lvlText w:val=""/>
+      <w:lvlJc w:val="left"/>
+      <w:pPr>
+        <w:ind w:left="6840" w:hanging="360"/>
+      </w:pPr>
+      <w:rPr>
+        <w:rFonts w:ascii="Wingdings" w:hAnsi="Wingdings" w:hint="default"/>
+      </w:rPr>
+    </w:lvl>
+  </w:abstractNum>
+  <w:abstractNum w:abstractNumId="3" w15:restartNumberingAfterBreak="0">
+    <w:nsid w:val="12BD013C"/>
+    <w:multiLevelType w:val="hybridMultilevel"/>
+    <w:tmpl w:val="BED44196"/>
+    <w:lvl w:ilvl="0" w:tplc="04090003">
+      <w:start w:val="1"/>
+      <w:numFmt w:val="bullet"/>
+      <w:lvlText w:val="o"/>
+      <w:lvlJc w:val="left"/>
+      <w:pPr>
+        <w:ind w:left="1080" w:hanging="360"/>
+      </w:pPr>
+      <w:rPr>
+        <w:rFonts w:ascii="Courier New" w:hAnsi="Courier New" w:cs="Courier New" w:hint="default"/>
+      </w:rPr>
+    </w:lvl>
+    <w:lvl w:ilvl="1" w:tplc="FFFFFFFF" w:tentative="1">
+      <w:start w:val="1"/>
+      <w:numFmt w:val="bullet"/>
+      <w:lvlText w:val="o"/>
+      <w:lvlJc w:val="left"/>
+      <w:pPr>
+        <w:ind w:left="1800" w:hanging="360"/>
+      </w:pPr>
+      <w:rPr>
+        <w:rFonts w:ascii="Courier New" w:hAnsi="Courier New" w:cs="Courier New" w:hint="default"/>
+      </w:rPr>
+    </w:lvl>
+    <w:lvl w:ilvl="2" w:tplc="FFFFFFFF" w:tentative="1">
+      <w:start w:val="1"/>
+      <w:numFmt w:val="bullet"/>
+      <w:lvlText w:val=""/>
+      <w:lvlJc w:val="left"/>
+      <w:pPr>
+        <w:ind w:left="2520" w:hanging="360"/>
+      </w:pPr>
+      <w:rPr>
+        <w:rFonts w:ascii="Wingdings" w:hAnsi="Wingdings" w:hint="default"/>
+      </w:rPr>
+    </w:lvl>
+    <w:lvl w:ilvl="3" w:tplc="FFFFFFFF" w:tentative="1">
+      <w:start w:val="1"/>
+      <w:numFmt w:val="bullet"/>
+      <w:lvlText w:val=""/>
+      <w:lvlJc w:val="left"/>
+      <w:pPr>
+        <w:ind w:left="3240" w:hanging="360"/>
+      </w:pPr>
+      <w:rPr>
+        <w:rFonts w:ascii="Symbol" w:hAnsi="Symbol" w:hint="default"/>
+      </w:rPr>
+    </w:lvl>
+    <w:lvl w:ilvl="4" w:tplc="FFFFFFFF" w:tentative="1">
+      <w:start w:val="1"/>
+      <w:numFmt w:val="bullet"/>
+      <w:lvlText w:val="o"/>
+      <w:lvlJc w:val="left"/>
+      <w:pPr>
+        <w:ind w:left="3960" w:hanging="360"/>
+      </w:pPr>
+      <w:rPr>
+        <w:rFonts w:ascii="Courier New" w:hAnsi="Courier New" w:cs="Courier New" w:hint="default"/>
+      </w:rPr>
+    </w:lvl>
+    <w:lvl w:ilvl="5" w:tplc="FFFFFFFF" w:tentative="1">
+      <w:start w:val="1"/>
+      <w:numFmt w:val="bullet"/>
+      <w:lvlText w:val=""/>
+      <w:lvlJc w:val="left"/>
+      <w:pPr>
+        <w:ind w:left="4680" w:hanging="360"/>
+      </w:pPr>
+      <w:rPr>
+        <w:rFonts w:ascii="Wingdings" w:hAnsi="Wingdings" w:hint="default"/>
+      </w:rPr>
+    </w:lvl>
+    <w:lvl w:ilvl="6" w:tplc="FFFFFFFF" w:tentative="1">
+      <w:start w:val="1"/>
+      <w:numFmt w:val="bullet"/>
+      <w:lvlText w:val=""/>
+      <w:lvlJc w:val="left"/>
+      <w:pPr>
+        <w:ind w:left="5400" w:hanging="360"/>
+      </w:pPr>
+      <w:rPr>
+        <w:rFonts w:ascii="Symbol" w:hAnsi="Symbol" w:hint="default"/>
+      </w:rPr>
+    </w:lvl>
+    <w:lvl w:ilvl="7" w:tplc="FFFFFFFF" w:tentative="1">
+      <w:start w:val="1"/>
+      <w:numFmt w:val="bullet"/>
+      <w:lvlText w:val="o"/>
+      <w:lvlJc w:val="left"/>
+      <w:pPr>
+        <w:ind w:left="6120" w:hanging="360"/>
+      </w:pPr>
+      <w:rPr>
+        <w:rFonts w:ascii="Courier New" w:hAnsi="Courier New" w:cs="Courier New" w:hint="default"/>
+      </w:rPr>
+    </w:lvl>
+    <w:lvl w:ilvl="8" w:tplc="FFFFFFFF" w:tentative="1">
+      <w:start w:val="1"/>
+      <w:numFmt w:val="bullet"/>
+      <w:lvlText w:val=""/>
+      <w:lvlJc w:val="left"/>
+      <w:pPr>
+        <w:ind w:left="6840" w:hanging="360"/>
+      </w:pPr>
+      <w:rPr>
+        <w:rFonts w:ascii="Wingdings" w:hAnsi="Wingdings" w:hint="default"/>
+      </w:rPr>
+    </w:lvl>
+  </w:abstractNum>
+  <w:abstractNum w:abstractNumId="4" w15:restartNumberingAfterBreak="0">
+    <w:nsid w:val="217A06E5"/>
+    <w:multiLevelType w:val="hybridMultilevel"/>
+    <w:tmpl w:val="4E9E86EA"/>
+    <w:lvl w:ilvl="0" w:tplc="04090001">
+      <w:start w:val="1"/>
+      <w:numFmt w:val="bullet"/>
+      <w:lvlText w:val=""/>
+      <w:lvlJc w:val="left"/>
+      <w:pPr>
+        <w:ind w:left="1080" w:hanging="360"/>
+      </w:pPr>
+      <w:rPr>
+        <w:rFonts w:ascii="Symbol" w:hAnsi="Symbol" w:hint="default"/>
+      </w:rPr>
+    </w:lvl>
+    <w:lvl w:ilvl="1" w:tplc="04090003" w:tentative="1">
+      <w:start w:val="1"/>
+      <w:numFmt w:val="bullet"/>
+      <w:lvlText w:val="o"/>
+      <w:lvlJc w:val="left"/>
+      <w:pPr>
+        <w:ind w:left="1800" w:hanging="360"/>
+      </w:pPr>
+      <w:rPr>
+        <w:rFonts w:ascii="Courier New" w:hAnsi="Courier New" w:cs="Courier New" w:hint="default"/>
+      </w:rPr>
+    </w:lvl>
+    <w:lvl w:ilvl="2" w:tplc="04090005" w:tentative="1">
+      <w:start w:val="1"/>
+      <w:numFmt w:val="bullet"/>
+      <w:lvlText w:val=""/>
+      <w:lvlJc w:val="left"/>
+      <w:pPr>
+        <w:ind w:left="2520" w:hanging="360"/>
+      </w:pPr>
+      <w:rPr>
+        <w:rFonts w:ascii="Wingdings" w:hAnsi="Wingdings" w:hint="default"/>
+      </w:rPr>
+    </w:lvl>
+    <w:lvl w:ilvl="3" w:tplc="04090001" w:tentative="1">
+      <w:start w:val="1"/>
+      <w:numFmt w:val="bullet"/>
+      <w:lvlText w:val=""/>
+      <w:lvlJc w:val="left"/>
+      <w:pPr>
+        <w:ind w:left="3240" w:hanging="360"/>
+      </w:pPr>
+      <w:rPr>
+        <w:rFonts w:ascii="Symbol" w:hAnsi="Symbol" w:hint="default"/>
+      </w:rPr>
+    </w:lvl>
+    <w:lvl w:ilvl="4" w:tplc="04090003" w:tentative="1">
+      <w:start w:val="1"/>
+      <w:numFmt w:val="bullet"/>
+      <w:lvlText w:val="o"/>
+      <w:lvlJc w:val="left"/>
+      <w:pPr>
+        <w:ind w:left="3960" w:hanging="360"/>
+      </w:pPr>
+      <w:rPr>
+        <w:rFonts w:ascii="Courier New" w:hAnsi="Courier New" w:cs="Courier New" w:hint="default"/>
+      </w:rPr>
+    </w:lvl>
+    <w:lvl w:ilvl="5" w:tplc="04090005" w:tentative="1">
+      <w:start w:val="1"/>
+      <w:numFmt w:val="bullet"/>
+      <w:lvlText w:val=""/>
+      <w:lvlJc w:val="left"/>
+      <w:pPr>
+        <w:ind w:left="4680" w:hanging="360"/>
+      </w:pPr>
+      <w:rPr>
+        <w:rFonts w:ascii="Wingdings" w:hAnsi="Wingdings" w:hint="default"/>
+      </w:rPr>
+    </w:lvl>
+    <w:lvl w:ilvl="6" w:tplc="04090001" w:tentative="1">
+      <w:start w:val="1"/>
+      <w:numFmt w:val="bullet"/>
+      <w:lvlText w:val=""/>
+      <w:lvlJc w:val="left"/>
+      <w:pPr>
+        <w:ind w:left="5400" w:hanging="360"/>
+      </w:pPr>
+      <w:rPr>
+        <w:rFonts w:ascii="Symbol" w:hAnsi="Symbol" w:hint="default"/>
+      </w:rPr>
+    </w:lvl>
+    <w:lvl w:ilvl="7" w:tplc="04090003" w:tentative="1">
+      <w:start w:val="1"/>
+      <w:numFmt w:val="bullet"/>
+      <w:lvlText w:val="o"/>
+      <w:lvlJc w:val="left"/>
+      <w:pPr>
+        <w:ind w:left="6120" w:hanging="360"/>
+      </w:pPr>
+      <w:rPr>
+        <w:rFonts w:ascii="Courier New" w:hAnsi="Courier New" w:cs="Courier New" w:hint="default"/>
+      </w:rPr>
+    </w:lvl>
+    <w:lvl w:ilvl="8" w:tplc="04090005" w:tentative="1">
+      <w:start w:val="1"/>
+      <w:numFmt w:val="bullet"/>
+      <w:lvlText w:val=""/>
+      <w:lvlJc w:val="left"/>
+      <w:pPr>
+        <w:ind w:left="6840" w:hanging="360"/>
+      </w:pPr>
+      <w:rPr>
+        <w:rFonts w:ascii="Wingdings" w:hAnsi="Wingdings" w:hint="default"/>
+      </w:rPr>
+    </w:lvl>
+  </w:abstractNum>
+  <w:abstractNum w:abstractNumId="5" w15:restartNumberingAfterBreak="0">
     <w:nsid w:val="243D6B74"/>
     <w:multiLevelType w:val="hybridMultilevel"/>
     <w:tmpl w:val="29BC6FC6"/>
@@ -1425,7 +4006,459 @@
       </w:pPr>
     </w:lvl>
   </w:abstractNum>
-  <w:abstractNum w:abstractNumId="1" w15:restartNumberingAfterBreak="0">
+  <w:abstractNum w:abstractNumId="6" w15:restartNumberingAfterBreak="0">
+    <w:nsid w:val="27720405"/>
+    <w:multiLevelType w:val="hybridMultilevel"/>
+    <w:tmpl w:val="E8C68198"/>
+    <w:lvl w:ilvl="0" w:tplc="04090001">
+      <w:start w:val="1"/>
+      <w:numFmt w:val="bullet"/>
+      <w:lvlText w:val=""/>
+      <w:lvlJc w:val="left"/>
+      <w:pPr>
+        <w:ind w:left="1080" w:hanging="360"/>
+      </w:pPr>
+      <w:rPr>
+        <w:rFonts w:ascii="Symbol" w:hAnsi="Symbol" w:hint="default"/>
+      </w:rPr>
+    </w:lvl>
+    <w:lvl w:ilvl="1" w:tplc="04090003" w:tentative="1">
+      <w:start w:val="1"/>
+      <w:numFmt w:val="bullet"/>
+      <w:lvlText w:val="o"/>
+      <w:lvlJc w:val="left"/>
+      <w:pPr>
+        <w:ind w:left="1800" w:hanging="360"/>
+      </w:pPr>
+      <w:rPr>
+        <w:rFonts w:ascii="Courier New" w:hAnsi="Courier New" w:cs="Courier New" w:hint="default"/>
+      </w:rPr>
+    </w:lvl>
+    <w:lvl w:ilvl="2" w:tplc="04090005" w:tentative="1">
+      <w:start w:val="1"/>
+      <w:numFmt w:val="bullet"/>
+      <w:lvlText w:val=""/>
+      <w:lvlJc w:val="left"/>
+      <w:pPr>
+        <w:ind w:left="2520" w:hanging="360"/>
+      </w:pPr>
+      <w:rPr>
+        <w:rFonts w:ascii="Wingdings" w:hAnsi="Wingdings" w:hint="default"/>
+      </w:rPr>
+    </w:lvl>
+    <w:lvl w:ilvl="3" w:tplc="04090001" w:tentative="1">
+      <w:start w:val="1"/>
+      <w:numFmt w:val="bullet"/>
+      <w:lvlText w:val=""/>
+      <w:lvlJc w:val="left"/>
+      <w:pPr>
+        <w:ind w:left="3240" w:hanging="360"/>
+      </w:pPr>
+      <w:rPr>
+        <w:rFonts w:ascii="Symbol" w:hAnsi="Symbol" w:hint="default"/>
+      </w:rPr>
+    </w:lvl>
+    <w:lvl w:ilvl="4" w:tplc="04090003" w:tentative="1">
+      <w:start w:val="1"/>
+      <w:numFmt w:val="bullet"/>
+      <w:lvlText w:val="o"/>
+      <w:lvlJc w:val="left"/>
+      <w:pPr>
+        <w:ind w:left="3960" w:hanging="360"/>
+      </w:pPr>
+      <w:rPr>
+        <w:rFonts w:ascii="Courier New" w:hAnsi="Courier New" w:cs="Courier New" w:hint="default"/>
+      </w:rPr>
+    </w:lvl>
+    <w:lvl w:ilvl="5" w:tplc="04090005" w:tentative="1">
+      <w:start w:val="1"/>
+      <w:numFmt w:val="bullet"/>
+      <w:lvlText w:val=""/>
+      <w:lvlJc w:val="left"/>
+      <w:pPr>
+        <w:ind w:left="4680" w:hanging="360"/>
+      </w:pPr>
+      <w:rPr>
+        <w:rFonts w:ascii="Wingdings" w:hAnsi="Wingdings" w:hint="default"/>
+      </w:rPr>
+    </w:lvl>
+    <w:lvl w:ilvl="6" w:tplc="04090001" w:tentative="1">
+      <w:start w:val="1"/>
+      <w:numFmt w:val="bullet"/>
+      <w:lvlText w:val=""/>
+      <w:lvlJc w:val="left"/>
+      <w:pPr>
+        <w:ind w:left="5400" w:hanging="360"/>
+      </w:pPr>
+      <w:rPr>
+        <w:rFonts w:ascii="Symbol" w:hAnsi="Symbol" w:hint="default"/>
+      </w:rPr>
+    </w:lvl>
+    <w:lvl w:ilvl="7" w:tplc="04090003" w:tentative="1">
+      <w:start w:val="1"/>
+      <w:numFmt w:val="bullet"/>
+      <w:lvlText w:val="o"/>
+      <w:lvlJc w:val="left"/>
+      <w:pPr>
+        <w:ind w:left="6120" w:hanging="360"/>
+      </w:pPr>
+      <w:rPr>
+        <w:rFonts w:ascii="Courier New" w:hAnsi="Courier New" w:cs="Courier New" w:hint="default"/>
+      </w:rPr>
+    </w:lvl>
+    <w:lvl w:ilvl="8" w:tplc="04090005" w:tentative="1">
+      <w:start w:val="1"/>
+      <w:numFmt w:val="bullet"/>
+      <w:lvlText w:val=""/>
+      <w:lvlJc w:val="left"/>
+      <w:pPr>
+        <w:ind w:left="6840" w:hanging="360"/>
+      </w:pPr>
+      <w:rPr>
+        <w:rFonts w:ascii="Wingdings" w:hAnsi="Wingdings" w:hint="default"/>
+      </w:rPr>
+    </w:lvl>
+  </w:abstractNum>
+  <w:abstractNum w:abstractNumId="7" w15:restartNumberingAfterBreak="0">
+    <w:nsid w:val="2BA505FD"/>
+    <w:multiLevelType w:val="hybridMultilevel"/>
+    <w:tmpl w:val="D0F61618"/>
+    <w:lvl w:ilvl="0" w:tplc="04090001">
+      <w:start w:val="1"/>
+      <w:numFmt w:val="bullet"/>
+      <w:lvlText w:val=""/>
+      <w:lvlJc w:val="left"/>
+      <w:pPr>
+        <w:ind w:left="720" w:hanging="360"/>
+      </w:pPr>
+      <w:rPr>
+        <w:rFonts w:ascii="Symbol" w:hAnsi="Symbol" w:hint="default"/>
+      </w:rPr>
+    </w:lvl>
+    <w:lvl w:ilvl="1" w:tplc="04090003" w:tentative="1">
+      <w:start w:val="1"/>
+      <w:numFmt w:val="bullet"/>
+      <w:lvlText w:val="o"/>
+      <w:lvlJc w:val="left"/>
+      <w:pPr>
+        <w:ind w:left="1440" w:hanging="360"/>
+      </w:pPr>
+      <w:rPr>
+        <w:rFonts w:ascii="Courier New" w:hAnsi="Courier New" w:cs="Courier New" w:hint="default"/>
+      </w:rPr>
+    </w:lvl>
+    <w:lvl w:ilvl="2" w:tplc="04090005" w:tentative="1">
+      <w:start w:val="1"/>
+      <w:numFmt w:val="bullet"/>
+      <w:lvlText w:val=""/>
+      <w:lvlJc w:val="left"/>
+      <w:pPr>
+        <w:ind w:left="2160" w:hanging="360"/>
+      </w:pPr>
+      <w:rPr>
+        <w:rFonts w:ascii="Wingdings" w:hAnsi="Wingdings" w:hint="default"/>
+      </w:rPr>
+    </w:lvl>
+    <w:lvl w:ilvl="3" w:tplc="04090001" w:tentative="1">
+      <w:start w:val="1"/>
+      <w:numFmt w:val="bullet"/>
+      <w:lvlText w:val=""/>
+      <w:lvlJc w:val="left"/>
+      <w:pPr>
+        <w:ind w:left="2880" w:hanging="360"/>
+      </w:pPr>
+      <w:rPr>
+        <w:rFonts w:ascii="Symbol" w:hAnsi="Symbol" w:hint="default"/>
+      </w:rPr>
+    </w:lvl>
+    <w:lvl w:ilvl="4" w:tplc="04090003" w:tentative="1">
+      <w:start w:val="1"/>
+      <w:numFmt w:val="bullet"/>
+      <w:lvlText w:val="o"/>
+      <w:lvlJc w:val="left"/>
+      <w:pPr>
+        <w:ind w:left="3600" w:hanging="360"/>
+      </w:pPr>
+      <w:rPr>
+        <w:rFonts w:ascii="Courier New" w:hAnsi="Courier New" w:cs="Courier New" w:hint="default"/>
+      </w:rPr>
+    </w:lvl>
+    <w:lvl w:ilvl="5" w:tplc="04090005" w:tentative="1">
+      <w:start w:val="1"/>
+      <w:numFmt w:val="bullet"/>
+      <w:lvlText w:val=""/>
+      <w:lvlJc w:val="left"/>
+      <w:pPr>
+        <w:ind w:left="4320" w:hanging="360"/>
+      </w:pPr>
+      <w:rPr>
+        <w:rFonts w:ascii="Wingdings" w:hAnsi="Wingdings" w:hint="default"/>
+      </w:rPr>
+    </w:lvl>
+    <w:lvl w:ilvl="6" w:tplc="04090001" w:tentative="1">
+      <w:start w:val="1"/>
+      <w:numFmt w:val="bullet"/>
+      <w:lvlText w:val=""/>
+      <w:lvlJc w:val="left"/>
+      <w:pPr>
+        <w:ind w:left="5040" w:hanging="360"/>
+      </w:pPr>
+      <w:rPr>
+        <w:rFonts w:ascii="Symbol" w:hAnsi="Symbol" w:hint="default"/>
+      </w:rPr>
+    </w:lvl>
+    <w:lvl w:ilvl="7" w:tplc="04090003" w:tentative="1">
+      <w:start w:val="1"/>
+      <w:numFmt w:val="bullet"/>
+      <w:lvlText w:val="o"/>
+      <w:lvlJc w:val="left"/>
+      <w:pPr>
+        <w:ind w:left="5760" w:hanging="360"/>
+      </w:pPr>
+      <w:rPr>
+        <w:rFonts w:ascii="Courier New" w:hAnsi="Courier New" w:cs="Courier New" w:hint="default"/>
+      </w:rPr>
+    </w:lvl>
+    <w:lvl w:ilvl="8" w:tplc="04090005" w:tentative="1">
+      <w:start w:val="1"/>
+      <w:numFmt w:val="bullet"/>
+      <w:lvlText w:val=""/>
+      <w:lvlJc w:val="left"/>
+      <w:pPr>
+        <w:ind w:left="6480" w:hanging="360"/>
+      </w:pPr>
+      <w:rPr>
+        <w:rFonts w:ascii="Wingdings" w:hAnsi="Wingdings" w:hint="default"/>
+      </w:rPr>
+    </w:lvl>
+  </w:abstractNum>
+  <w:abstractNum w:abstractNumId="8" w15:restartNumberingAfterBreak="0">
+    <w:nsid w:val="2BDB39D6"/>
+    <w:multiLevelType w:val="hybridMultilevel"/>
+    <w:tmpl w:val="21CAC09A"/>
+    <w:lvl w:ilvl="0" w:tplc="04090001">
+      <w:start w:val="1"/>
+      <w:numFmt w:val="bullet"/>
+      <w:lvlText w:val=""/>
+      <w:lvlJc w:val="left"/>
+      <w:pPr>
+        <w:ind w:left="1080" w:hanging="360"/>
+      </w:pPr>
+      <w:rPr>
+        <w:rFonts w:ascii="Symbol" w:hAnsi="Symbol" w:hint="default"/>
+      </w:rPr>
+    </w:lvl>
+    <w:lvl w:ilvl="1" w:tplc="04090003" w:tentative="1">
+      <w:start w:val="1"/>
+      <w:numFmt w:val="bullet"/>
+      <w:lvlText w:val="o"/>
+      <w:lvlJc w:val="left"/>
+      <w:pPr>
+        <w:ind w:left="1800" w:hanging="360"/>
+      </w:pPr>
+      <w:rPr>
+        <w:rFonts w:ascii="Courier New" w:hAnsi="Courier New" w:cs="Courier New" w:hint="default"/>
+      </w:rPr>
+    </w:lvl>
+    <w:lvl w:ilvl="2" w:tplc="04090005" w:tentative="1">
+      <w:start w:val="1"/>
+      <w:numFmt w:val="bullet"/>
+      <w:lvlText w:val=""/>
+      <w:lvlJc w:val="left"/>
+      <w:pPr>
+        <w:ind w:left="2520" w:hanging="360"/>
+      </w:pPr>
+      <w:rPr>
+        <w:rFonts w:ascii="Wingdings" w:hAnsi="Wingdings" w:hint="default"/>
+      </w:rPr>
+    </w:lvl>
+    <w:lvl w:ilvl="3" w:tplc="04090001" w:tentative="1">
+      <w:start w:val="1"/>
+      <w:numFmt w:val="bullet"/>
+      <w:lvlText w:val=""/>
+      <w:lvlJc w:val="left"/>
+      <w:pPr>
+        <w:ind w:left="3240" w:hanging="360"/>
+      </w:pPr>
+      <w:rPr>
+        <w:rFonts w:ascii="Symbol" w:hAnsi="Symbol" w:hint="default"/>
+      </w:rPr>
+    </w:lvl>
+    <w:lvl w:ilvl="4" w:tplc="04090003" w:tentative="1">
+      <w:start w:val="1"/>
+      <w:numFmt w:val="bullet"/>
+      <w:lvlText w:val="o"/>
+      <w:lvlJc w:val="left"/>
+      <w:pPr>
+        <w:ind w:left="3960" w:hanging="360"/>
+      </w:pPr>
+      <w:rPr>
+        <w:rFonts w:ascii="Courier New" w:hAnsi="Courier New" w:cs="Courier New" w:hint="default"/>
+      </w:rPr>
+    </w:lvl>
+    <w:lvl w:ilvl="5" w:tplc="04090005" w:tentative="1">
+      <w:start w:val="1"/>
+      <w:numFmt w:val="bullet"/>
+      <w:lvlText w:val=""/>
+      <w:lvlJc w:val="left"/>
+      <w:pPr>
+        <w:ind w:left="4680" w:hanging="360"/>
+      </w:pPr>
+      <w:rPr>
+        <w:rFonts w:ascii="Wingdings" w:hAnsi="Wingdings" w:hint="default"/>
+      </w:rPr>
+    </w:lvl>
+    <w:lvl w:ilvl="6" w:tplc="04090001" w:tentative="1">
+      <w:start w:val="1"/>
+      <w:numFmt w:val="bullet"/>
+      <w:lvlText w:val=""/>
+      <w:lvlJc w:val="left"/>
+      <w:pPr>
+        <w:ind w:left="5400" w:hanging="360"/>
+      </w:pPr>
+      <w:rPr>
+        <w:rFonts w:ascii="Symbol" w:hAnsi="Symbol" w:hint="default"/>
+      </w:rPr>
+    </w:lvl>
+    <w:lvl w:ilvl="7" w:tplc="04090003" w:tentative="1">
+      <w:start w:val="1"/>
+      <w:numFmt w:val="bullet"/>
+      <w:lvlText w:val="o"/>
+      <w:lvlJc w:val="left"/>
+      <w:pPr>
+        <w:ind w:left="6120" w:hanging="360"/>
+      </w:pPr>
+      <w:rPr>
+        <w:rFonts w:ascii="Courier New" w:hAnsi="Courier New" w:cs="Courier New" w:hint="default"/>
+      </w:rPr>
+    </w:lvl>
+    <w:lvl w:ilvl="8" w:tplc="04090005" w:tentative="1">
+      <w:start w:val="1"/>
+      <w:numFmt w:val="bullet"/>
+      <w:lvlText w:val=""/>
+      <w:lvlJc w:val="left"/>
+      <w:pPr>
+        <w:ind w:left="6840" w:hanging="360"/>
+      </w:pPr>
+      <w:rPr>
+        <w:rFonts w:ascii="Wingdings" w:hAnsi="Wingdings" w:hint="default"/>
+      </w:rPr>
+    </w:lvl>
+  </w:abstractNum>
+  <w:abstractNum w:abstractNumId="9" w15:restartNumberingAfterBreak="0">
+    <w:nsid w:val="3C1A7E64"/>
+    <w:multiLevelType w:val="hybridMultilevel"/>
+    <w:tmpl w:val="1504AF66"/>
+    <w:lvl w:ilvl="0" w:tplc="04090001">
+      <w:start w:val="1"/>
+      <w:numFmt w:val="bullet"/>
+      <w:lvlText w:val=""/>
+      <w:lvlJc w:val="left"/>
+      <w:pPr>
+        <w:ind w:left="720" w:hanging="360"/>
+      </w:pPr>
+      <w:rPr>
+        <w:rFonts w:ascii="Symbol" w:hAnsi="Symbol" w:hint="default"/>
+      </w:rPr>
+    </w:lvl>
+    <w:lvl w:ilvl="1" w:tplc="04090003" w:tentative="1">
+      <w:start w:val="1"/>
+      <w:numFmt w:val="bullet"/>
+      <w:lvlText w:val="o"/>
+      <w:lvlJc w:val="left"/>
+      <w:pPr>
+        <w:ind w:left="1440" w:hanging="360"/>
+      </w:pPr>
+      <w:rPr>
+        <w:rFonts w:ascii="Courier New" w:hAnsi="Courier New" w:cs="Courier New" w:hint="default"/>
+      </w:rPr>
+    </w:lvl>
+    <w:lvl w:ilvl="2" w:tplc="04090005" w:tentative="1">
+      <w:start w:val="1"/>
+      <w:numFmt w:val="bullet"/>
+      <w:lvlText w:val=""/>
+      <w:lvlJc w:val="left"/>
+      <w:pPr>
+        <w:ind w:left="2160" w:hanging="360"/>
+      </w:pPr>
+      <w:rPr>
+        <w:rFonts w:ascii="Wingdings" w:hAnsi="Wingdings" w:hint="default"/>
+      </w:rPr>
+    </w:lvl>
+    <w:lvl w:ilvl="3" w:tplc="04090001" w:tentative="1">
+      <w:start w:val="1"/>
+      <w:numFmt w:val="bullet"/>
+      <w:lvlText w:val=""/>
+      <w:lvlJc w:val="left"/>
+      <w:pPr>
+        <w:ind w:left="2880" w:hanging="360"/>
+      </w:pPr>
+      <w:rPr>
+        <w:rFonts w:ascii="Symbol" w:hAnsi="Symbol" w:hint="default"/>
+      </w:rPr>
+    </w:lvl>
+    <w:lvl w:ilvl="4" w:tplc="04090003" w:tentative="1">
+      <w:start w:val="1"/>
+      <w:numFmt w:val="bullet"/>
+      <w:lvlText w:val="o"/>
+      <w:lvlJc w:val="left"/>
+      <w:pPr>
+        <w:ind w:left="3600" w:hanging="360"/>
+      </w:pPr>
+      <w:rPr>
+        <w:rFonts w:ascii="Courier New" w:hAnsi="Courier New" w:cs="Courier New" w:hint="default"/>
+      </w:rPr>
+    </w:lvl>
+    <w:lvl w:ilvl="5" w:tplc="04090005" w:tentative="1">
+      <w:start w:val="1"/>
+      <w:numFmt w:val="bullet"/>
+      <w:lvlText w:val=""/>
+      <w:lvlJc w:val="left"/>
+      <w:pPr>
+        <w:ind w:left="4320" w:hanging="360"/>
+      </w:pPr>
+      <w:rPr>
+        <w:rFonts w:ascii="Wingdings" w:hAnsi="Wingdings" w:hint="default"/>
+      </w:rPr>
+    </w:lvl>
+    <w:lvl w:ilvl="6" w:tplc="04090001" w:tentative="1">
+      <w:start w:val="1"/>
+      <w:numFmt w:val="bullet"/>
+      <w:lvlText w:val=""/>
+      <w:lvlJc w:val="left"/>
+      <w:pPr>
+        <w:ind w:left="5040" w:hanging="360"/>
+      </w:pPr>
+      <w:rPr>
+        <w:rFonts w:ascii="Symbol" w:hAnsi="Symbol" w:hint="default"/>
+      </w:rPr>
+    </w:lvl>
+    <w:lvl w:ilvl="7" w:tplc="04090003" w:tentative="1">
+      <w:start w:val="1"/>
+      <w:numFmt w:val="bullet"/>
+      <w:lvlText w:val="o"/>
+      <w:lvlJc w:val="left"/>
+      <w:pPr>
+        <w:ind w:left="5760" w:hanging="360"/>
+      </w:pPr>
+      <w:rPr>
+        <w:rFonts w:ascii="Courier New" w:hAnsi="Courier New" w:cs="Courier New" w:hint="default"/>
+      </w:rPr>
+    </w:lvl>
+    <w:lvl w:ilvl="8" w:tplc="04090005" w:tentative="1">
+      <w:start w:val="1"/>
+      <w:numFmt w:val="bullet"/>
+      <w:lvlText w:val=""/>
+      <w:lvlJc w:val="left"/>
+      <w:pPr>
+        <w:ind w:left="6480" w:hanging="360"/>
+      </w:pPr>
+      <w:rPr>
+        <w:rFonts w:ascii="Wingdings" w:hAnsi="Wingdings" w:hint="default"/>
+      </w:rPr>
+    </w:lvl>
+  </w:abstractNum>
+  <w:abstractNum w:abstractNumId="10" w15:restartNumberingAfterBreak="0">
     <w:nsid w:val="4C5D478B"/>
     <w:multiLevelType w:val="hybridMultilevel"/>
     <w:tmpl w:val="B464E050"/>
@@ -1514,11 +4547,386 @@
       </w:pPr>
     </w:lvl>
   </w:abstractNum>
+  <w:abstractNum w:abstractNumId="11" w15:restartNumberingAfterBreak="0">
+    <w:nsid w:val="4FEC66D8"/>
+    <w:multiLevelType w:val="hybridMultilevel"/>
+    <w:tmpl w:val="61B270B8"/>
+    <w:lvl w:ilvl="0" w:tplc="04090001">
+      <w:start w:val="1"/>
+      <w:numFmt w:val="bullet"/>
+      <w:lvlText w:val=""/>
+      <w:lvlJc w:val="left"/>
+      <w:pPr>
+        <w:ind w:left="1080" w:hanging="360"/>
+      </w:pPr>
+      <w:rPr>
+        <w:rFonts w:ascii="Symbol" w:hAnsi="Symbol" w:hint="default"/>
+      </w:rPr>
+    </w:lvl>
+    <w:lvl w:ilvl="1" w:tplc="04090003" w:tentative="1">
+      <w:start w:val="1"/>
+      <w:numFmt w:val="bullet"/>
+      <w:lvlText w:val="o"/>
+      <w:lvlJc w:val="left"/>
+      <w:pPr>
+        <w:ind w:left="1800" w:hanging="360"/>
+      </w:pPr>
+      <w:rPr>
+        <w:rFonts w:ascii="Courier New" w:hAnsi="Courier New" w:cs="Courier New" w:hint="default"/>
+      </w:rPr>
+    </w:lvl>
+    <w:lvl w:ilvl="2" w:tplc="04090005" w:tentative="1">
+      <w:start w:val="1"/>
+      <w:numFmt w:val="bullet"/>
+      <w:lvlText w:val=""/>
+      <w:lvlJc w:val="left"/>
+      <w:pPr>
+        <w:ind w:left="2520" w:hanging="360"/>
+      </w:pPr>
+      <w:rPr>
+        <w:rFonts w:ascii="Wingdings" w:hAnsi="Wingdings" w:hint="default"/>
+      </w:rPr>
+    </w:lvl>
+    <w:lvl w:ilvl="3" w:tplc="04090001" w:tentative="1">
+      <w:start w:val="1"/>
+      <w:numFmt w:val="bullet"/>
+      <w:lvlText w:val=""/>
+      <w:lvlJc w:val="left"/>
+      <w:pPr>
+        <w:ind w:left="3240" w:hanging="360"/>
+      </w:pPr>
+      <w:rPr>
+        <w:rFonts w:ascii="Symbol" w:hAnsi="Symbol" w:hint="default"/>
+      </w:rPr>
+    </w:lvl>
+    <w:lvl w:ilvl="4" w:tplc="04090003" w:tentative="1">
+      <w:start w:val="1"/>
+      <w:numFmt w:val="bullet"/>
+      <w:lvlText w:val="o"/>
+      <w:lvlJc w:val="left"/>
+      <w:pPr>
+        <w:ind w:left="3960" w:hanging="360"/>
+      </w:pPr>
+      <w:rPr>
+        <w:rFonts w:ascii="Courier New" w:hAnsi="Courier New" w:cs="Courier New" w:hint="default"/>
+      </w:rPr>
+    </w:lvl>
+    <w:lvl w:ilvl="5" w:tplc="04090005" w:tentative="1">
+      <w:start w:val="1"/>
+      <w:numFmt w:val="bullet"/>
+      <w:lvlText w:val=""/>
+      <w:lvlJc w:val="left"/>
+      <w:pPr>
+        <w:ind w:left="4680" w:hanging="360"/>
+      </w:pPr>
+      <w:rPr>
+        <w:rFonts w:ascii="Wingdings" w:hAnsi="Wingdings" w:hint="default"/>
+      </w:rPr>
+    </w:lvl>
+    <w:lvl w:ilvl="6" w:tplc="04090001" w:tentative="1">
+      <w:start w:val="1"/>
+      <w:numFmt w:val="bullet"/>
+      <w:lvlText w:val=""/>
+      <w:lvlJc w:val="left"/>
+      <w:pPr>
+        <w:ind w:left="5400" w:hanging="360"/>
+      </w:pPr>
+      <w:rPr>
+        <w:rFonts w:ascii="Symbol" w:hAnsi="Symbol" w:hint="default"/>
+      </w:rPr>
+    </w:lvl>
+    <w:lvl w:ilvl="7" w:tplc="04090003" w:tentative="1">
+      <w:start w:val="1"/>
+      <w:numFmt w:val="bullet"/>
+      <w:lvlText w:val="o"/>
+      <w:lvlJc w:val="left"/>
+      <w:pPr>
+        <w:ind w:left="6120" w:hanging="360"/>
+      </w:pPr>
+      <w:rPr>
+        <w:rFonts w:ascii="Courier New" w:hAnsi="Courier New" w:cs="Courier New" w:hint="default"/>
+      </w:rPr>
+    </w:lvl>
+    <w:lvl w:ilvl="8" w:tplc="04090005" w:tentative="1">
+      <w:start w:val="1"/>
+      <w:numFmt w:val="bullet"/>
+      <w:lvlText w:val=""/>
+      <w:lvlJc w:val="left"/>
+      <w:pPr>
+        <w:ind w:left="6840" w:hanging="360"/>
+      </w:pPr>
+      <w:rPr>
+        <w:rFonts w:ascii="Wingdings" w:hAnsi="Wingdings" w:hint="default"/>
+      </w:rPr>
+    </w:lvl>
+  </w:abstractNum>
+  <w:abstractNum w:abstractNumId="12" w15:restartNumberingAfterBreak="0">
+    <w:nsid w:val="5C7F36FF"/>
+    <w:multiLevelType w:val="hybridMultilevel"/>
+    <w:tmpl w:val="346EACC6"/>
+    <w:lvl w:ilvl="0" w:tplc="04090001">
+      <w:start w:val="1"/>
+      <w:numFmt w:val="bullet"/>
+      <w:lvlText w:val=""/>
+      <w:lvlJc w:val="left"/>
+      <w:pPr>
+        <w:ind w:left="1080" w:hanging="360"/>
+      </w:pPr>
+      <w:rPr>
+        <w:rFonts w:ascii="Symbol" w:hAnsi="Symbol" w:hint="default"/>
+      </w:rPr>
+    </w:lvl>
+    <w:lvl w:ilvl="1" w:tplc="04090003" w:tentative="1">
+      <w:start w:val="1"/>
+      <w:numFmt w:val="bullet"/>
+      <w:lvlText w:val="o"/>
+      <w:lvlJc w:val="left"/>
+      <w:pPr>
+        <w:ind w:left="1800" w:hanging="360"/>
+      </w:pPr>
+      <w:rPr>
+        <w:rFonts w:ascii="Courier New" w:hAnsi="Courier New" w:cs="Courier New" w:hint="default"/>
+      </w:rPr>
+    </w:lvl>
+    <w:lvl w:ilvl="2" w:tplc="04090005" w:tentative="1">
+      <w:start w:val="1"/>
+      <w:numFmt w:val="bullet"/>
+      <w:lvlText w:val=""/>
+      <w:lvlJc w:val="left"/>
+      <w:pPr>
+        <w:ind w:left="2520" w:hanging="360"/>
+      </w:pPr>
+      <w:rPr>
+        <w:rFonts w:ascii="Wingdings" w:hAnsi="Wingdings" w:hint="default"/>
+      </w:rPr>
+    </w:lvl>
+    <w:lvl w:ilvl="3" w:tplc="04090001" w:tentative="1">
+      <w:start w:val="1"/>
+      <w:numFmt w:val="bullet"/>
+      <w:lvlText w:val=""/>
+      <w:lvlJc w:val="left"/>
+      <w:pPr>
+        <w:ind w:left="3240" w:hanging="360"/>
+      </w:pPr>
+      <w:rPr>
+        <w:rFonts w:ascii="Symbol" w:hAnsi="Symbol" w:hint="default"/>
+      </w:rPr>
+    </w:lvl>
+    <w:lvl w:ilvl="4" w:tplc="04090003" w:tentative="1">
+      <w:start w:val="1"/>
+      <w:numFmt w:val="bullet"/>
+      <w:lvlText w:val="o"/>
+      <w:lvlJc w:val="left"/>
+      <w:pPr>
+        <w:ind w:left="3960" w:hanging="360"/>
+      </w:pPr>
+      <w:rPr>
+        <w:rFonts w:ascii="Courier New" w:hAnsi="Courier New" w:cs="Courier New" w:hint="default"/>
+      </w:rPr>
+    </w:lvl>
+    <w:lvl w:ilvl="5" w:tplc="04090005" w:tentative="1">
+      <w:start w:val="1"/>
+      <w:numFmt w:val="bullet"/>
+      <w:lvlText w:val=""/>
+      <w:lvlJc w:val="left"/>
+      <w:pPr>
+        <w:ind w:left="4680" w:hanging="360"/>
+      </w:pPr>
+      <w:rPr>
+        <w:rFonts w:ascii="Wingdings" w:hAnsi="Wingdings" w:hint="default"/>
+      </w:rPr>
+    </w:lvl>
+    <w:lvl w:ilvl="6" w:tplc="04090001" w:tentative="1">
+      <w:start w:val="1"/>
+      <w:numFmt w:val="bullet"/>
+      <w:lvlText w:val=""/>
+      <w:lvlJc w:val="left"/>
+      <w:pPr>
+        <w:ind w:left="5400" w:hanging="360"/>
+      </w:pPr>
+      <w:rPr>
+        <w:rFonts w:ascii="Symbol" w:hAnsi="Symbol" w:hint="default"/>
+      </w:rPr>
+    </w:lvl>
+    <w:lvl w:ilvl="7" w:tplc="04090003" w:tentative="1">
+      <w:start w:val="1"/>
+      <w:numFmt w:val="bullet"/>
+      <w:lvlText w:val="o"/>
+      <w:lvlJc w:val="left"/>
+      <w:pPr>
+        <w:ind w:left="6120" w:hanging="360"/>
+      </w:pPr>
+      <w:rPr>
+        <w:rFonts w:ascii="Courier New" w:hAnsi="Courier New" w:cs="Courier New" w:hint="default"/>
+      </w:rPr>
+    </w:lvl>
+    <w:lvl w:ilvl="8" w:tplc="04090005" w:tentative="1">
+      <w:start w:val="1"/>
+      <w:numFmt w:val="bullet"/>
+      <w:lvlText w:val=""/>
+      <w:lvlJc w:val="left"/>
+      <w:pPr>
+        <w:ind w:left="6840" w:hanging="360"/>
+      </w:pPr>
+      <w:rPr>
+        <w:rFonts w:ascii="Wingdings" w:hAnsi="Wingdings" w:hint="default"/>
+      </w:rPr>
+    </w:lvl>
+  </w:abstractNum>
+  <w:abstractNum w:abstractNumId="13" w15:restartNumberingAfterBreak="0">
+    <w:nsid w:val="730A2936"/>
+    <w:multiLevelType w:val="hybridMultilevel"/>
+    <w:tmpl w:val="8A46180E"/>
+    <w:lvl w:ilvl="0" w:tplc="04090001">
+      <w:start w:val="1"/>
+      <w:numFmt w:val="bullet"/>
+      <w:lvlText w:val=""/>
+      <w:lvlJc w:val="left"/>
+      <w:pPr>
+        <w:ind w:left="1080" w:hanging="360"/>
+      </w:pPr>
+      <w:rPr>
+        <w:rFonts w:ascii="Symbol" w:hAnsi="Symbol" w:hint="default"/>
+      </w:rPr>
+    </w:lvl>
+    <w:lvl w:ilvl="1" w:tplc="04090003" w:tentative="1">
+      <w:start w:val="1"/>
+      <w:numFmt w:val="bullet"/>
+      <w:lvlText w:val="o"/>
+      <w:lvlJc w:val="left"/>
+      <w:pPr>
+        <w:ind w:left="1800" w:hanging="360"/>
+      </w:pPr>
+      <w:rPr>
+        <w:rFonts w:ascii="Courier New" w:hAnsi="Courier New" w:cs="Courier New" w:hint="default"/>
+      </w:rPr>
+    </w:lvl>
+    <w:lvl w:ilvl="2" w:tplc="04090005" w:tentative="1">
+      <w:start w:val="1"/>
+      <w:numFmt w:val="bullet"/>
+      <w:lvlText w:val=""/>
+      <w:lvlJc w:val="left"/>
+      <w:pPr>
+        <w:ind w:left="2520" w:hanging="360"/>
+      </w:pPr>
+      <w:rPr>
+        <w:rFonts w:ascii="Wingdings" w:hAnsi="Wingdings" w:hint="default"/>
+      </w:rPr>
+    </w:lvl>
+    <w:lvl w:ilvl="3" w:tplc="04090001" w:tentative="1">
+      <w:start w:val="1"/>
+      <w:numFmt w:val="bullet"/>
+      <w:lvlText w:val=""/>
+      <w:lvlJc w:val="left"/>
+      <w:pPr>
+        <w:ind w:left="3240" w:hanging="360"/>
+      </w:pPr>
+      <w:rPr>
+        <w:rFonts w:ascii="Symbol" w:hAnsi="Symbol" w:hint="default"/>
+      </w:rPr>
+    </w:lvl>
+    <w:lvl w:ilvl="4" w:tplc="04090003" w:tentative="1">
+      <w:start w:val="1"/>
+      <w:numFmt w:val="bullet"/>
+      <w:lvlText w:val="o"/>
+      <w:lvlJc w:val="left"/>
+      <w:pPr>
+        <w:ind w:left="3960" w:hanging="360"/>
+      </w:pPr>
+      <w:rPr>
+        <w:rFonts w:ascii="Courier New" w:hAnsi="Courier New" w:cs="Courier New" w:hint="default"/>
+      </w:rPr>
+    </w:lvl>
+    <w:lvl w:ilvl="5" w:tplc="04090005" w:tentative="1">
+      <w:start w:val="1"/>
+      <w:numFmt w:val="bullet"/>
+      <w:lvlText w:val=""/>
+      <w:lvlJc w:val="left"/>
+      <w:pPr>
+        <w:ind w:left="4680" w:hanging="360"/>
+      </w:pPr>
+      <w:rPr>
+        <w:rFonts w:ascii="Wingdings" w:hAnsi="Wingdings" w:hint="default"/>
+      </w:rPr>
+    </w:lvl>
+    <w:lvl w:ilvl="6" w:tplc="04090001" w:tentative="1">
+      <w:start w:val="1"/>
+      <w:numFmt w:val="bullet"/>
+      <w:lvlText w:val=""/>
+      <w:lvlJc w:val="left"/>
+      <w:pPr>
+        <w:ind w:left="5400" w:hanging="360"/>
+      </w:pPr>
+      <w:rPr>
+        <w:rFonts w:ascii="Symbol" w:hAnsi="Symbol" w:hint="default"/>
+      </w:rPr>
+    </w:lvl>
+    <w:lvl w:ilvl="7" w:tplc="04090003" w:tentative="1">
+      <w:start w:val="1"/>
+      <w:numFmt w:val="bullet"/>
+      <w:lvlText w:val="o"/>
+      <w:lvlJc w:val="left"/>
+      <w:pPr>
+        <w:ind w:left="6120" w:hanging="360"/>
+      </w:pPr>
+      <w:rPr>
+        <w:rFonts w:ascii="Courier New" w:hAnsi="Courier New" w:cs="Courier New" w:hint="default"/>
+      </w:rPr>
+    </w:lvl>
+    <w:lvl w:ilvl="8" w:tplc="04090005" w:tentative="1">
+      <w:start w:val="1"/>
+      <w:numFmt w:val="bullet"/>
+      <w:lvlText w:val=""/>
+      <w:lvlJc w:val="left"/>
+      <w:pPr>
+        <w:ind w:left="6840" w:hanging="360"/>
+      </w:pPr>
+      <w:rPr>
+        <w:rFonts w:ascii="Wingdings" w:hAnsi="Wingdings" w:hint="default"/>
+      </w:rPr>
+    </w:lvl>
+  </w:abstractNum>
   <w:num w:numId="1" w16cid:durableId="1173299190">
+    <w:abstractNumId w:val="10"/>
+  </w:num>
+  <w:num w:numId="2" w16cid:durableId="1213693717">
+    <w:abstractNumId w:val="5"/>
+  </w:num>
+  <w:num w:numId="3" w16cid:durableId="1821077101">
+    <w:abstractNumId w:val="6"/>
+  </w:num>
+  <w:num w:numId="4" w16cid:durableId="2016691164">
+    <w:abstractNumId w:val="0"/>
+  </w:num>
+  <w:num w:numId="5" w16cid:durableId="1817380774">
+    <w:abstractNumId w:val="8"/>
+  </w:num>
+  <w:num w:numId="6" w16cid:durableId="2133788201">
+    <w:abstractNumId w:val="3"/>
+  </w:num>
+  <w:num w:numId="7" w16cid:durableId="1312633389">
+    <w:abstractNumId w:val="4"/>
+  </w:num>
+  <w:num w:numId="8" w16cid:durableId="223488209">
+    <w:abstractNumId w:val="2"/>
+  </w:num>
+  <w:num w:numId="9" w16cid:durableId="273751854">
+    <w:abstractNumId w:val="11"/>
+  </w:num>
+  <w:num w:numId="10" w16cid:durableId="1187212421">
     <w:abstractNumId w:val="1"/>
   </w:num>
-  <w:num w:numId="2" w16cid:durableId="1213693717">
-    <w:abstractNumId w:val="0"/>
+  <w:num w:numId="11" w16cid:durableId="97452467">
+    <w:abstractNumId w:val="12"/>
+  </w:num>
+  <w:num w:numId="12" w16cid:durableId="238905340">
+    <w:abstractNumId w:val="13"/>
+  </w:num>
+  <w:num w:numId="13" w16cid:durableId="13000661">
+    <w:abstractNumId w:val="9"/>
+  </w:num>
+  <w:num w:numId="14" w16cid:durableId="2016611299">
+    <w:abstractNumId w:val="7"/>
   </w:num>
 </w:numbering>
 </file>
@@ -1923,6 +5331,7 @@
   <w:style w:type="paragraph" w:default="1" w:styleId="Normal">
     <w:name w:val="Normal"/>
     <w:qFormat/>
+    <w:rsid w:val="0072253A"/>
   </w:style>
   <w:style w:type="paragraph" w:styleId="Heading1">
     <w:name w:val="heading 1"/>
@@ -2126,6 +5535,7 @@
   <w:style w:type="character" w:default="1" w:styleId="DefaultParagraphFont">
     <w:name w:val="Default Paragraph Font"/>
     <w:uiPriority w:val="1"/>
+    <w:semiHidden/>
     <w:unhideWhenUsed/>
   </w:style>
   <w:style w:type="table" w:default="1" w:styleId="TableNormal">
